--- a/lessons/4-1/readiness/practice.docx
+++ b/lessons/4-1/readiness/practice.docx
@@ -86,7 +86,1259 @@
     </w:p>
     <w:p>
       <w:pPr>
-        <w:spacing w:after="120" w:before="0"/>
+        <w:spacing w:after="60" w:before="120"/>
+      </w:pPr>
+      <w:r>
+        <w:rPr>
+          <w:b/>
+          <w:bCs/>
+          <w:color w:val="0F2B3C"/>
+          <w:sz w:val="24"/>
+          <w:szCs w:val="24"/>
+        </w:rPr>
+        <w:t xml:space="preserve">Vocabulary Anchor Box</w:t>
+      </w:r>
+    </w:p>
+    <w:tbl>
+      <w:tblPr>
+        <w:tblW w:type="dxa" w:w="9360"/>
+        <w:tblBorders>
+          <w:top w:val="single" w:color="C7D2DD" w:sz="6"/>
+          <w:left w:val="single" w:color="C7D2DD" w:sz="6"/>
+          <w:bottom w:val="single" w:color="C7D2DD" w:sz="6"/>
+          <w:right w:val="single" w:color="C7D2DD" w:sz="6"/>
+          <w:insideH w:val="single" w:color="C7D2DD" w:sz="6"/>
+          <w:insideV w:val="single" w:color="C7D2DD" w:sz="6"/>
+        </w:tblBorders>
+      </w:tblPr>
+      <w:tblGrid>
+        <w:gridCol w:w="1800"/>
+        <w:gridCol w:w="3160"/>
+        <w:gridCol w:w="2200"/>
+        <w:gridCol w:w="2200"/>
+      </w:tblGrid>
+      <w:tr>
+        <w:trPr>
+          <w:cantSplit/>
+          <w:tblHeader/>
+        </w:trPr>
+        <w:tc>
+          <w:tcPr>
+            <w:tcW w:type="dxa" w:w="1800"/>
+            <w:shd w:fill="EEF4F8" w:color="auto" w:val="clear"/>
+            <w:tcMar>
+              <w:top w:type="dxa" w:w="60"/>
+              <w:left w:type="dxa" w:w="100"/>
+              <w:bottom w:type="dxa" w:w="60"/>
+              <w:right w:type="dxa" w:w="100"/>
+            </w:tcMar>
+          </w:tcPr>
+          <w:p>
+            <w:pPr>
+              <w:spacing w:after="0" w:before="0"/>
+            </w:pPr>
+            <w:r>
+              <w:rPr>
+                <w:b/>
+                <w:bCs/>
+                <w:color w:val="0F2B3C"/>
+                <w:sz w:val="18"/>
+                <w:szCs w:val="18"/>
+              </w:rPr>
+              <w:t xml:space="preserve">Concept Term</w:t>
+            </w:r>
+          </w:p>
+        </w:tc>
+        <w:tc>
+          <w:tcPr>
+            <w:tcW w:type="dxa" w:w="3160"/>
+            <w:shd w:fill="EEF4F8" w:color="auto" w:val="clear"/>
+            <w:tcMar>
+              <w:top w:type="dxa" w:w="60"/>
+              <w:left w:type="dxa" w:w="100"/>
+              <w:bottom w:type="dxa" w:w="60"/>
+              <w:right w:type="dxa" w:w="100"/>
+            </w:tcMar>
+          </w:tcPr>
+          <w:p>
+            <w:pPr>
+              <w:spacing w:after="0" w:before="0"/>
+            </w:pPr>
+            <w:r>
+              <w:rPr>
+                <w:b/>
+                <w:bCs/>
+                <w:color w:val="0F2B3C"/>
+                <w:sz w:val="18"/>
+                <w:szCs w:val="18"/>
+              </w:rPr>
+              <w:t xml:space="preserve">Student-Friendly Definition</w:t>
+            </w:r>
+          </w:p>
+        </w:tc>
+        <w:tc>
+          <w:tcPr>
+            <w:tcW w:type="dxa" w:w="2200"/>
+            <w:shd w:fill="EEF4F8" w:color="auto" w:val="clear"/>
+            <w:tcMar>
+              <w:top w:type="dxa" w:w="60"/>
+              <w:left w:type="dxa" w:w="100"/>
+              <w:bottom w:type="dxa" w:w="60"/>
+              <w:right w:type="dxa" w:w="100"/>
+            </w:tcMar>
+          </w:tcPr>
+          <w:p>
+            <w:pPr>
+              <w:spacing w:after="0" w:before="0"/>
+            </w:pPr>
+            <w:r>
+              <w:rPr>
+                <w:b/>
+                <w:bCs/>
+                <w:color w:val="0F2B3C"/>
+                <w:sz w:val="18"/>
+                <w:szCs w:val="18"/>
+              </w:rPr>
+              <w:t xml:space="preserve">Non-Example</w:t>
+            </w:r>
+          </w:p>
+        </w:tc>
+        <w:tc>
+          <w:tcPr>
+            <w:tcW w:type="dxa" w:w="2200"/>
+            <w:shd w:fill="EEF4F8" w:color="auto" w:val="clear"/>
+            <w:tcMar>
+              <w:top w:type="dxa" w:w="60"/>
+              <w:left w:type="dxa" w:w="100"/>
+              <w:bottom w:type="dxa" w:w="60"/>
+              <w:right w:type="dxa" w:w="100"/>
+            </w:tcMar>
+          </w:tcPr>
+          <w:p>
+            <w:pPr>
+              <w:spacing w:after="0" w:before="0"/>
+            </w:pPr>
+            <w:r>
+              <w:rPr>
+                <w:b/>
+                <w:bCs/>
+                <w:color w:val="0F2B3C"/>
+                <w:sz w:val="18"/>
+                <w:szCs w:val="18"/>
+              </w:rPr>
+              <w:t xml:space="preserve">Visual Clue</w:t>
+            </w:r>
+          </w:p>
+        </w:tc>
+      </w:tr>
+      <w:tr>
+        <w:trPr>
+          <w:cantSplit/>
+        </w:trPr>
+        <w:tc>
+          <w:tcPr>
+            <w:tcW w:type="dxa" w:w="1800"/>
+            <w:tcMar>
+              <w:top w:type="dxa" w:w="60"/>
+              <w:left w:type="dxa" w:w="100"/>
+              <w:bottom w:type="dxa" w:w="60"/>
+              <w:right w:type="dxa" w:w="100"/>
+            </w:tcMar>
+            <w:vAlign w:val="top"/>
+          </w:tcPr>
+          <w:p>
+            <w:pPr>
+              <w:spacing w:after="20" w:before="0"/>
+            </w:pPr>
+            <w:r>
+              <w:rPr>
+                <w:b/>
+                <w:bCs/>
+                <w:color w:val="0F2B3C"/>
+                <w:sz w:val="20"/>
+                <w:szCs w:val="20"/>
+              </w:rPr>
+              <w:t xml:space="preserve">Understand Percent</w:t>
+            </w:r>
+          </w:p>
+          <w:p>
+            <w:pPr>
+              <w:spacing w:after="0" w:before="0"/>
+            </w:pPr>
+            <w:r>
+              <w:rPr>
+                <w:i/>
+                <w:iCs/>
+                <w:color w:val="5E6E7E"/>
+                <w:sz w:val="18"/>
+                <w:szCs w:val="18"/>
+              </w:rPr>
+              <w:t xml:space="preserve">Comprender el porcentaje</w:t>
+            </w:r>
+          </w:p>
+        </w:tc>
+        <w:tc>
+          <w:tcPr>
+            <w:tcW w:type="dxa" w:w="3160"/>
+            <w:tcMar>
+              <w:top w:type="dxa" w:w="60"/>
+              <w:left w:type="dxa" w:w="100"/>
+              <w:bottom w:type="dxa" w:w="60"/>
+              <w:right w:type="dxa" w:w="100"/>
+            </w:tcMar>
+            <w:vAlign w:val="top"/>
+          </w:tcPr>
+          <w:p>
+            <w:pPr>
+              <w:spacing w:after="0" w:before="0"/>
+            </w:pPr>
+            <w:r>
+              <w:rPr>
+                <w:sz w:val="19"/>
+                <w:szCs w:val="19"/>
+              </w:rPr>
+              <w:t xml:space="preserve">A percent is a ratio that compares a number to 100, so every percent answers the question “how many out of 100?”</w:t>
+            </w:r>
+          </w:p>
+        </w:tc>
+        <w:tc>
+          <w:tcPr>
+            <w:tcW w:type="dxa" w:w="2200"/>
+            <w:tcMar>
+              <w:top w:type="dxa" w:w="60"/>
+              <w:left w:type="dxa" w:w="100"/>
+              <w:bottom w:type="dxa" w:w="60"/>
+              <w:right w:type="dxa" w:w="100"/>
+            </w:tcMar>
+            <w:vAlign w:val="top"/>
+          </w:tcPr>
+          <w:p>
+            <w:pPr>
+              <w:spacing w:after="30" w:before="0"/>
+            </w:pPr>
+            <w:r>
+              <w:rPr>
+                <w:i/>
+                <w:iCs/>
+                <w:color w:val="5E6E7E"/>
+                <w:sz w:val="18"/>
+                <w:szCs w:val="18"/>
+              </w:rPr>
+              <w:t xml:space="preserve">Not Understand Percent: write a counter-example that does not fit the rule.</w:t>
+            </w:r>
+          </w:p>
+          <w:p>
+            <w:pPr>
+              <w:spacing w:after="50" w:before="0"/>
+            </w:pPr>
+            <w:r>
+              <w:rPr>
+                <w:color w:val="BBBBBB"/>
+                <w:sz w:val="18"/>
+                <w:szCs w:val="18"/>
+              </w:rPr>
+              <w:t xml:space="preserve">____________________________</w:t>
+            </w:r>
+          </w:p>
+        </w:tc>
+        <w:tc>
+          <w:tcPr>
+            <w:tcW w:type="dxa" w:w="2200"/>
+            <w:tcMar>
+              <w:top w:type="dxa" w:w="60"/>
+              <w:left w:type="dxa" w:w="100"/>
+              <w:bottom w:type="dxa" w:w="60"/>
+              <w:right w:type="dxa" w:w="100"/>
+            </w:tcMar>
+            <w:vAlign w:val="top"/>
+          </w:tcPr>
+          <w:p>
+            <w:pPr>
+              <w:spacing w:after="0" w:before="0"/>
+            </w:pPr>
+            <w:r>
+              <w:rPr>
+                <w:i/>
+                <w:iCs/>
+                <w:color w:val="5E6E7E"/>
+                <w:sz w:val="18"/>
+                <w:szCs w:val="18"/>
+              </w:rPr>
+              <w:t xml:space="preserve">4 out of 10 = 40 out of 100 = 40%</w:t>
+            </w:r>
+          </w:p>
+        </w:tc>
+      </w:tr>
+      <w:tr>
+        <w:trPr>
+          <w:cantSplit/>
+        </w:trPr>
+        <w:tc>
+          <w:tcPr>
+            <w:tcW w:type="dxa" w:w="1800"/>
+            <w:tcMar>
+              <w:top w:type="dxa" w:w="60"/>
+              <w:left w:type="dxa" w:w="100"/>
+              <w:bottom w:type="dxa" w:w="60"/>
+              <w:right w:type="dxa" w:w="100"/>
+            </w:tcMar>
+            <w:vAlign w:val="top"/>
+          </w:tcPr>
+          <w:p>
+            <w:pPr>
+              <w:spacing w:after="20" w:before="0"/>
+            </w:pPr>
+            <w:r>
+              <w:rPr>
+                <w:b/>
+                <w:bCs/>
+                <w:color w:val="0F2B3C"/>
+                <w:sz w:val="20"/>
+                <w:szCs w:val="20"/>
+              </w:rPr>
+              <w:t xml:space="preserve">Percent</w:t>
+            </w:r>
+          </w:p>
+          <w:p>
+            <w:pPr>
+              <w:spacing w:after="0" w:before="0"/>
+            </w:pPr>
+            <w:r>
+              <w:rPr>
+                <w:i/>
+                <w:iCs/>
+                <w:color w:val="5E6E7E"/>
+                <w:sz w:val="18"/>
+                <w:szCs w:val="18"/>
+              </w:rPr>
+              <w:t xml:space="preserve">Porcentaje</w:t>
+            </w:r>
+          </w:p>
+        </w:tc>
+        <w:tc>
+          <w:tcPr>
+            <w:tcW w:type="dxa" w:w="3160"/>
+            <w:tcMar>
+              <w:top w:type="dxa" w:w="60"/>
+              <w:left w:type="dxa" w:w="100"/>
+              <w:bottom w:type="dxa" w:w="60"/>
+              <w:right w:type="dxa" w:w="100"/>
+            </w:tcMar>
+            <w:vAlign w:val="top"/>
+          </w:tcPr>
+          <w:p>
+            <w:pPr>
+              <w:spacing w:after="0" w:before="0"/>
+            </w:pPr>
+            <w:r>
+              <w:rPr>
+                <w:sz w:val="19"/>
+                <w:szCs w:val="19"/>
+              </w:rPr>
+              <w:t xml:space="preserve">A ratio that compares a number to 100. The word means “per hundred,” and the symbol is %.</w:t>
+            </w:r>
+          </w:p>
+        </w:tc>
+        <w:tc>
+          <w:tcPr>
+            <w:tcW w:type="dxa" w:w="2200"/>
+            <w:tcMar>
+              <w:top w:type="dxa" w:w="60"/>
+              <w:left w:type="dxa" w:w="100"/>
+              <w:bottom w:type="dxa" w:w="60"/>
+              <w:right w:type="dxa" w:w="100"/>
+            </w:tcMar>
+            <w:vAlign w:val="top"/>
+          </w:tcPr>
+          <w:p>
+            <w:pPr>
+              <w:spacing w:after="30" w:before="0"/>
+            </w:pPr>
+            <w:r>
+              <w:rPr>
+                <w:i/>
+                <w:iCs/>
+                <w:color w:val="5E6E7E"/>
+                <w:sz w:val="18"/>
+                <w:szCs w:val="18"/>
+              </w:rPr>
+              <w:t xml:space="preserve">Not Percent: write a counter-example that does not fit the rule.</w:t>
+            </w:r>
+          </w:p>
+          <w:p>
+            <w:pPr>
+              <w:spacing w:after="50" w:before="0"/>
+            </w:pPr>
+            <w:r>
+              <w:rPr>
+                <w:color w:val="BBBBBB"/>
+                <w:sz w:val="18"/>
+                <w:szCs w:val="18"/>
+              </w:rPr>
+              <w:t xml:space="preserve">____________________________</w:t>
+            </w:r>
+          </w:p>
+        </w:tc>
+        <w:tc>
+          <w:tcPr>
+            <w:tcW w:type="dxa" w:w="2200"/>
+            <w:tcMar>
+              <w:top w:type="dxa" w:w="60"/>
+              <w:left w:type="dxa" w:w="100"/>
+              <w:bottom w:type="dxa" w:w="60"/>
+              <w:right w:type="dxa" w:w="100"/>
+            </w:tcMar>
+            <w:vAlign w:val="top"/>
+          </w:tcPr>
+          <w:p>
+            <w:pPr>
+              <w:spacing w:after="0" w:before="0"/>
+            </w:pPr>
+            <w:r>
+              <w:rPr>
+                <w:i/>
+                <w:iCs/>
+                <w:color w:val="5E6E7E"/>
+                <w:sz w:val="18"/>
+                <w:szCs w:val="18"/>
+              </w:rPr>
+              <w:t xml:space="preserve">40% = 40 out of 100 = 40/100</w:t>
+            </w:r>
+          </w:p>
+        </w:tc>
+      </w:tr>
+      <w:tr>
+        <w:trPr>
+          <w:cantSplit/>
+        </w:trPr>
+        <w:tc>
+          <w:tcPr>
+            <w:tcW w:type="dxa" w:w="1800"/>
+            <w:tcMar>
+              <w:top w:type="dxa" w:w="60"/>
+              <w:left w:type="dxa" w:w="100"/>
+              <w:bottom w:type="dxa" w:w="60"/>
+              <w:right w:type="dxa" w:w="100"/>
+            </w:tcMar>
+            <w:vAlign w:val="top"/>
+          </w:tcPr>
+          <w:p>
+            <w:pPr>
+              <w:spacing w:after="20" w:before="0"/>
+            </w:pPr>
+            <w:r>
+              <w:rPr>
+                <w:b/>
+                <w:bCs/>
+                <w:color w:val="0F2B3C"/>
+                <w:sz w:val="20"/>
+                <w:szCs w:val="20"/>
+              </w:rPr>
+              <w:t xml:space="preserve">Per hundred</w:t>
+            </w:r>
+          </w:p>
+          <w:p>
+            <w:pPr>
+              <w:spacing w:after="0" w:before="0"/>
+            </w:pPr>
+            <w:r>
+              <w:rPr>
+                <w:i/>
+                <w:iCs/>
+                <w:color w:val="5E6E7E"/>
+                <w:sz w:val="18"/>
+                <w:szCs w:val="18"/>
+              </w:rPr>
+              <w:t xml:space="preserve">Por cada cien</w:t>
+            </w:r>
+          </w:p>
+        </w:tc>
+        <w:tc>
+          <w:tcPr>
+            <w:tcW w:type="dxa" w:w="3160"/>
+            <w:tcMar>
+              <w:top w:type="dxa" w:w="60"/>
+              <w:left w:type="dxa" w:w="100"/>
+              <w:bottom w:type="dxa" w:w="60"/>
+              <w:right w:type="dxa" w:w="100"/>
+            </w:tcMar>
+            <w:vAlign w:val="top"/>
+          </w:tcPr>
+          <w:p>
+            <w:pPr>
+              <w:spacing w:after="0" w:before="0"/>
+            </w:pPr>
+            <w:r>
+              <w:rPr>
+                <w:sz w:val="19"/>
+                <w:szCs w:val="19"/>
+              </w:rPr>
+              <w:t xml:space="preserve">The meaning hidden inside the word percent: for every group of 100. It is why every percent can be written as a fraction over 100.</w:t>
+            </w:r>
+          </w:p>
+        </w:tc>
+        <w:tc>
+          <w:tcPr>
+            <w:tcW w:type="dxa" w:w="2200"/>
+            <w:tcMar>
+              <w:top w:type="dxa" w:w="60"/>
+              <w:left w:type="dxa" w:w="100"/>
+              <w:bottom w:type="dxa" w:w="60"/>
+              <w:right w:type="dxa" w:w="100"/>
+            </w:tcMar>
+            <w:vAlign w:val="top"/>
+          </w:tcPr>
+          <w:p>
+            <w:pPr>
+              <w:spacing w:after="30" w:before="0"/>
+            </w:pPr>
+            <w:r>
+              <w:rPr>
+                <w:i/>
+                <w:iCs/>
+                <w:color w:val="5E6E7E"/>
+                <w:sz w:val="18"/>
+                <w:szCs w:val="18"/>
+              </w:rPr>
+              <w:t xml:space="preserve">Not Per hundred: write a counter-example that does not fit the rule.</w:t>
+            </w:r>
+          </w:p>
+          <w:p>
+            <w:pPr>
+              <w:spacing w:after="50" w:before="0"/>
+            </w:pPr>
+            <w:r>
+              <w:rPr>
+                <w:color w:val="BBBBBB"/>
+                <w:sz w:val="18"/>
+                <w:szCs w:val="18"/>
+              </w:rPr>
+              <w:t xml:space="preserve">____________________________</w:t>
+            </w:r>
+          </w:p>
+        </w:tc>
+        <w:tc>
+          <w:tcPr>
+            <w:tcW w:type="dxa" w:w="2200"/>
+            <w:tcMar>
+              <w:top w:type="dxa" w:w="60"/>
+              <w:left w:type="dxa" w:w="100"/>
+              <w:bottom w:type="dxa" w:w="60"/>
+              <w:right w:type="dxa" w:w="100"/>
+            </w:tcMar>
+            <w:vAlign w:val="top"/>
+          </w:tcPr>
+          <w:p>
+            <w:pPr>
+              <w:spacing w:after="0" w:before="0"/>
+            </w:pPr>
+            <w:r>
+              <w:rPr>
+                <w:i/>
+                <w:iCs/>
+                <w:color w:val="5E6E7E"/>
+                <w:sz w:val="18"/>
+                <w:szCs w:val="18"/>
+              </w:rPr>
+              <w:t xml:space="preserve">23% = 23/100</w:t>
+            </w:r>
+          </w:p>
+        </w:tc>
+      </w:tr>
+      <w:tr>
+        <w:trPr>
+          <w:cantSplit/>
+        </w:trPr>
+        <w:tc>
+          <w:tcPr>
+            <w:tcW w:type="dxa" w:w="1800"/>
+            <w:tcMar>
+              <w:top w:type="dxa" w:w="60"/>
+              <w:left w:type="dxa" w:w="100"/>
+              <w:bottom w:type="dxa" w:w="60"/>
+              <w:right w:type="dxa" w:w="100"/>
+            </w:tcMar>
+            <w:vAlign w:val="top"/>
+          </w:tcPr>
+          <w:p>
+            <w:pPr>
+              <w:spacing w:after="20" w:before="0"/>
+            </w:pPr>
+            <w:r>
+              <w:rPr>
+                <w:b/>
+                <w:bCs/>
+                <w:color w:val="0F2B3C"/>
+                <w:sz w:val="20"/>
+                <w:szCs w:val="20"/>
+              </w:rPr>
+              <w:t xml:space="preserve">Decimal grid</w:t>
+            </w:r>
+          </w:p>
+          <w:p>
+            <w:pPr>
+              <w:spacing w:after="0" w:before="0"/>
+            </w:pPr>
+            <w:r>
+              <w:rPr>
+                <w:i/>
+                <w:iCs/>
+                <w:color w:val="5E6E7E"/>
+                <w:sz w:val="18"/>
+                <w:szCs w:val="18"/>
+              </w:rPr>
+              <w:t xml:space="preserve">Cuadrícula decimal</w:t>
+            </w:r>
+          </w:p>
+        </w:tc>
+        <w:tc>
+          <w:tcPr>
+            <w:tcW w:type="dxa" w:w="3160"/>
+            <w:tcMar>
+              <w:top w:type="dxa" w:w="60"/>
+              <w:left w:type="dxa" w:w="100"/>
+              <w:bottom w:type="dxa" w:w="60"/>
+              <w:right w:type="dxa" w:w="100"/>
+            </w:tcMar>
+            <w:vAlign w:val="top"/>
+          </w:tcPr>
+          <w:p>
+            <w:pPr>
+              <w:spacing w:after="0" w:before="0"/>
+            </w:pPr>
+            <w:r>
+              <w:rPr>
+                <w:sz w:val="19"/>
+                <w:szCs w:val="19"/>
+              </w:rPr>
+              <w:t xml:space="preserve">A 10-by-10 grid of 100 squares. Shading squares shows a percent directly, one square per percent.</w:t>
+            </w:r>
+          </w:p>
+        </w:tc>
+        <w:tc>
+          <w:tcPr>
+            <w:tcW w:type="dxa" w:w="2200"/>
+            <w:tcMar>
+              <w:top w:type="dxa" w:w="60"/>
+              <w:left w:type="dxa" w:w="100"/>
+              <w:bottom w:type="dxa" w:w="60"/>
+              <w:right w:type="dxa" w:w="100"/>
+            </w:tcMar>
+            <w:vAlign w:val="top"/>
+          </w:tcPr>
+          <w:p>
+            <w:pPr>
+              <w:spacing w:after="30" w:before="0"/>
+            </w:pPr>
+            <w:r>
+              <w:rPr>
+                <w:i/>
+                <w:iCs/>
+                <w:color w:val="5E6E7E"/>
+                <w:sz w:val="18"/>
+                <w:szCs w:val="18"/>
+              </w:rPr>
+              <w:t xml:space="preserve">Not Decimal grid: write a counter-example that does not fit the rule.</w:t>
+            </w:r>
+          </w:p>
+          <w:p>
+            <w:pPr>
+              <w:spacing w:after="50" w:before="0"/>
+            </w:pPr>
+            <w:r>
+              <w:rPr>
+                <w:color w:val="BBBBBB"/>
+                <w:sz w:val="18"/>
+                <w:szCs w:val="18"/>
+              </w:rPr>
+              <w:t xml:space="preserve">____________________________</w:t>
+            </w:r>
+          </w:p>
+        </w:tc>
+        <w:tc>
+          <w:tcPr>
+            <w:tcW w:type="dxa" w:w="2200"/>
+            <w:tcMar>
+              <w:top w:type="dxa" w:w="60"/>
+              <w:left w:type="dxa" w:w="100"/>
+              <w:bottom w:type="dxa" w:w="60"/>
+              <w:right w:type="dxa" w:w="100"/>
+            </w:tcMar>
+            <w:vAlign w:val="top"/>
+          </w:tcPr>
+          <w:p>
+            <w:pPr>
+              <w:spacing w:after="0" w:before="0"/>
+            </w:pPr>
+            <w:r>
+              <w:rPr>
+                <w:i/>
+                <w:iCs/>
+                <w:color w:val="5E6E7E"/>
+                <w:sz w:val="18"/>
+                <w:szCs w:val="18"/>
+              </w:rPr>
+              <w:t xml:space="preserve">40 shaded squares out of 100 = 40%</w:t>
+            </w:r>
+          </w:p>
+        </w:tc>
+      </w:tr>
+      <w:tr>
+        <w:trPr>
+          <w:cantSplit/>
+        </w:trPr>
+        <w:tc>
+          <w:tcPr>
+            <w:tcW w:type="dxa" w:w="1800"/>
+            <w:tcMar>
+              <w:top w:type="dxa" w:w="60"/>
+              <w:left w:type="dxa" w:w="100"/>
+              <w:bottom w:type="dxa" w:w="60"/>
+              <w:right w:type="dxa" w:w="100"/>
+            </w:tcMar>
+            <w:vAlign w:val="top"/>
+          </w:tcPr>
+          <w:p>
+            <w:pPr>
+              <w:spacing w:after="20" w:before="0"/>
+            </w:pPr>
+            <w:r>
+              <w:rPr>
+                <w:b/>
+                <w:bCs/>
+                <w:color w:val="0F2B3C"/>
+                <w:sz w:val="20"/>
+                <w:szCs w:val="20"/>
+              </w:rPr>
+              <w:t xml:space="preserve">Part-to-whole</w:t>
+            </w:r>
+          </w:p>
+          <w:p>
+            <w:pPr>
+              <w:spacing w:after="0" w:before="0"/>
+            </w:pPr>
+            <w:r>
+              <w:rPr>
+                <w:i/>
+                <w:iCs/>
+                <w:color w:val="5E6E7E"/>
+                <w:sz w:val="18"/>
+                <w:szCs w:val="18"/>
+              </w:rPr>
+              <w:t xml:space="preserve">Parte a todo</w:t>
+            </w:r>
+          </w:p>
+        </w:tc>
+        <w:tc>
+          <w:tcPr>
+            <w:tcW w:type="dxa" w:w="3160"/>
+            <w:tcMar>
+              <w:top w:type="dxa" w:w="60"/>
+              <w:left w:type="dxa" w:w="100"/>
+              <w:bottom w:type="dxa" w:w="60"/>
+              <w:right w:type="dxa" w:w="100"/>
+            </w:tcMar>
+            <w:vAlign w:val="top"/>
+          </w:tcPr>
+          <w:p>
+            <w:pPr>
+              <w:spacing w:after="0" w:before="0"/>
+            </w:pPr>
+            <w:r>
+              <w:rPr>
+                <w:sz w:val="19"/>
+                <w:szCs w:val="19"/>
+              </w:rPr>
+              <w:t xml:space="preserve">A comparison of one part against the whole amount. In a percent, the whole is always 100%.</w:t>
+            </w:r>
+          </w:p>
+        </w:tc>
+        <w:tc>
+          <w:tcPr>
+            <w:tcW w:type="dxa" w:w="2200"/>
+            <w:tcMar>
+              <w:top w:type="dxa" w:w="60"/>
+              <w:left w:type="dxa" w:w="100"/>
+              <w:bottom w:type="dxa" w:w="60"/>
+              <w:right w:type="dxa" w:w="100"/>
+            </w:tcMar>
+            <w:vAlign w:val="top"/>
+          </w:tcPr>
+          <w:p>
+            <w:pPr>
+              <w:spacing w:after="30" w:before="0"/>
+            </w:pPr>
+            <w:r>
+              <w:rPr>
+                <w:i/>
+                <w:iCs/>
+                <w:color w:val="5E6E7E"/>
+                <w:sz w:val="18"/>
+                <w:szCs w:val="18"/>
+              </w:rPr>
+              <w:t xml:space="preserve">Not Part-to-whole: write a counter-example that does not fit the rule.</w:t>
+            </w:r>
+          </w:p>
+          <w:p>
+            <w:pPr>
+              <w:spacing w:after="50" w:before="0"/>
+            </w:pPr>
+            <w:r>
+              <w:rPr>
+                <w:color w:val="BBBBBB"/>
+                <w:sz w:val="18"/>
+                <w:szCs w:val="18"/>
+              </w:rPr>
+              <w:t xml:space="preserve">____________________________</w:t>
+            </w:r>
+          </w:p>
+        </w:tc>
+        <w:tc>
+          <w:tcPr>
+            <w:tcW w:type="dxa" w:w="2200"/>
+            <w:tcMar>
+              <w:top w:type="dxa" w:w="60"/>
+              <w:left w:type="dxa" w:w="100"/>
+              <w:bottom w:type="dxa" w:w="60"/>
+              <w:right w:type="dxa" w:w="100"/>
+            </w:tcMar>
+            <w:vAlign w:val="top"/>
+          </w:tcPr>
+          <w:p>
+            <w:pPr>
+              <w:spacing w:after="0" w:before="0"/>
+            </w:pPr>
+            <w:r>
+              <w:rPr>
+                <w:i/>
+                <w:iCs/>
+                <w:color w:val="5E6E7E"/>
+                <w:sz w:val="18"/>
+                <w:szCs w:val="18"/>
+              </w:rPr>
+              <w:t xml:space="preserve">The whole = 100%; the part = the percent</w:t>
+            </w:r>
+          </w:p>
+        </w:tc>
+      </w:tr>
+      <w:tr>
+        <w:trPr>
+          <w:cantSplit/>
+        </w:trPr>
+        <w:tc>
+          <w:tcPr>
+            <w:tcW w:type="dxa" w:w="1800"/>
+            <w:tcMar>
+              <w:top w:type="dxa" w:w="60"/>
+              <w:left w:type="dxa" w:w="100"/>
+              <w:bottom w:type="dxa" w:w="60"/>
+              <w:right w:type="dxa" w:w="100"/>
+            </w:tcMar>
+            <w:vAlign w:val="top"/>
+          </w:tcPr>
+          <w:p>
+            <w:pPr>
+              <w:spacing w:after="20" w:before="0"/>
+            </w:pPr>
+            <w:r>
+              <w:rPr>
+                <w:b/>
+                <w:bCs/>
+                <w:color w:val="0F2B3C"/>
+                <w:sz w:val="20"/>
+                <w:szCs w:val="20"/>
+              </w:rPr>
+              <w:t xml:space="preserve">Greater than 100%</w:t>
+            </w:r>
+          </w:p>
+          <w:p>
+            <w:pPr>
+              <w:spacing w:after="0" w:before="0"/>
+            </w:pPr>
+            <w:r>
+              <w:rPr>
+                <w:i/>
+                <w:iCs/>
+                <w:color w:val="5E6E7E"/>
+                <w:sz w:val="18"/>
+                <w:szCs w:val="18"/>
+              </w:rPr>
+              <w:t xml:space="preserve">Mayor que 100 %</w:t>
+            </w:r>
+          </w:p>
+        </w:tc>
+        <w:tc>
+          <w:tcPr>
+            <w:tcW w:type="dxa" w:w="3160"/>
+            <w:tcMar>
+              <w:top w:type="dxa" w:w="60"/>
+              <w:left w:type="dxa" w:w="100"/>
+              <w:bottom w:type="dxa" w:w="60"/>
+              <w:right w:type="dxa" w:w="100"/>
+            </w:tcMar>
+            <w:vAlign w:val="top"/>
+          </w:tcPr>
+          <w:p>
+            <w:pPr>
+              <w:spacing w:after="0" w:before="0"/>
+            </w:pPr>
+            <w:r>
+              <w:rPr>
+                <w:sz w:val="19"/>
+                <w:szCs w:val="19"/>
+              </w:rPr>
+              <w:t xml:space="preserve">More than one whole. A percent above 100 means the amount is larger than the thing it is being compared to.</w:t>
+            </w:r>
+          </w:p>
+        </w:tc>
+        <w:tc>
+          <w:tcPr>
+            <w:tcW w:type="dxa" w:w="2200"/>
+            <w:tcMar>
+              <w:top w:type="dxa" w:w="60"/>
+              <w:left w:type="dxa" w:w="100"/>
+              <w:bottom w:type="dxa" w:w="60"/>
+              <w:right w:type="dxa" w:w="100"/>
+            </w:tcMar>
+            <w:vAlign w:val="top"/>
+          </w:tcPr>
+          <w:p>
+            <w:pPr>
+              <w:spacing w:after="30" w:before="0"/>
+            </w:pPr>
+            <w:r>
+              <w:rPr>
+                <w:i/>
+                <w:iCs/>
+                <w:color w:val="5E6E7E"/>
+                <w:sz w:val="18"/>
+                <w:szCs w:val="18"/>
+              </w:rPr>
+              <w:t xml:space="preserve">Not Greater than 100%: write a counter-example that does not fit the rule.</w:t>
+            </w:r>
+          </w:p>
+          <w:p>
+            <w:pPr>
+              <w:spacing w:after="50" w:before="0"/>
+            </w:pPr>
+            <w:r>
+              <w:rPr>
+                <w:color w:val="BBBBBB"/>
+                <w:sz w:val="18"/>
+                <w:szCs w:val="18"/>
+              </w:rPr>
+              <w:t xml:space="preserve">____________________________</w:t>
+            </w:r>
+          </w:p>
+        </w:tc>
+        <w:tc>
+          <w:tcPr>
+            <w:tcW w:type="dxa" w:w="2200"/>
+            <w:tcMar>
+              <w:top w:type="dxa" w:w="60"/>
+              <w:left w:type="dxa" w:w="100"/>
+              <w:bottom w:type="dxa" w:w="60"/>
+              <w:right w:type="dxa" w:w="100"/>
+            </w:tcMar>
+            <w:vAlign w:val="top"/>
+          </w:tcPr>
+          <w:p>
+            <w:pPr>
+              <w:spacing w:after="0" w:before="0"/>
+            </w:pPr>
+            <w:r>
+              <w:rPr>
+                <w:i/>
+                <w:iCs/>
+                <w:color w:val="5E6E7E"/>
+                <w:sz w:val="18"/>
+                <w:szCs w:val="18"/>
+              </w:rPr>
+              <w:t xml:space="preserve">150% of the gray kitten = 1.5 times its weight</w:t>
+            </w:r>
+          </w:p>
+        </w:tc>
+      </w:tr>
+      <w:tr>
+        <w:trPr>
+          <w:cantSplit/>
+        </w:trPr>
+        <w:tc>
+          <w:tcPr>
+            <w:tcW w:type="dxa" w:w="1800"/>
+            <w:tcMar>
+              <w:top w:type="dxa" w:w="60"/>
+              <w:left w:type="dxa" w:w="100"/>
+              <w:bottom w:type="dxa" w:w="60"/>
+              <w:right w:type="dxa" w:w="100"/>
+            </w:tcMar>
+            <w:vAlign w:val="top"/>
+          </w:tcPr>
+          <w:p>
+            <w:pPr>
+              <w:spacing w:after="20" w:before="0"/>
+            </w:pPr>
+            <w:r>
+              <w:rPr>
+                <w:b/>
+                <w:bCs/>
+                <w:color w:val="0F2B3C"/>
+                <w:sz w:val="20"/>
+                <w:szCs w:val="20"/>
+              </w:rPr>
+              <w:t xml:space="preserve">Equivalent ratio</w:t>
+            </w:r>
+          </w:p>
+          <w:p>
+            <w:pPr>
+              <w:spacing w:after="0" w:before="0"/>
+            </w:pPr>
+            <w:r>
+              <w:rPr>
+                <w:i/>
+                <w:iCs/>
+                <w:color w:val="5E6E7E"/>
+                <w:sz w:val="18"/>
+                <w:szCs w:val="18"/>
+              </w:rPr>
+              <w:t xml:space="preserve">Razón equivalente</w:t>
+            </w:r>
+          </w:p>
+        </w:tc>
+        <w:tc>
+          <w:tcPr>
+            <w:tcW w:type="dxa" w:w="3160"/>
+            <w:tcMar>
+              <w:top w:type="dxa" w:w="60"/>
+              <w:left w:type="dxa" w:w="100"/>
+              <w:bottom w:type="dxa" w:w="60"/>
+              <w:right w:type="dxa" w:w="100"/>
+            </w:tcMar>
+            <w:vAlign w:val="top"/>
+          </w:tcPr>
+          <w:p>
+            <w:pPr>
+              <w:spacing w:after="0" w:before="0"/>
+            </w:pPr>
+            <w:r>
+              <w:rPr>
+                <w:sz w:val="19"/>
+                <w:szCs w:val="19"/>
+              </w:rPr>
+              <w:t xml:space="preserve">A ratio with the same value, made by multiplying or dividing both terms by the same number.</w:t>
+            </w:r>
+          </w:p>
+        </w:tc>
+        <w:tc>
+          <w:tcPr>
+            <w:tcW w:type="dxa" w:w="2200"/>
+            <w:tcMar>
+              <w:top w:type="dxa" w:w="60"/>
+              <w:left w:type="dxa" w:w="100"/>
+              <w:bottom w:type="dxa" w:w="60"/>
+              <w:right w:type="dxa" w:w="100"/>
+            </w:tcMar>
+            <w:vAlign w:val="top"/>
+          </w:tcPr>
+          <w:p>
+            <w:pPr>
+              <w:spacing w:after="30" w:before="0"/>
+            </w:pPr>
+            <w:r>
+              <w:rPr>
+                <w:i/>
+                <w:iCs/>
+                <w:color w:val="5E6E7E"/>
+                <w:sz w:val="18"/>
+                <w:szCs w:val="18"/>
+              </w:rPr>
+              <w:t xml:space="preserve">Not Equivalent ratio: write a counter-example that does not fit the rule.</w:t>
+            </w:r>
+          </w:p>
+          <w:p>
+            <w:pPr>
+              <w:spacing w:after="50" w:before="0"/>
+            </w:pPr>
+            <w:r>
+              <w:rPr>
+                <w:color w:val="BBBBBB"/>
+                <w:sz w:val="18"/>
+                <w:szCs w:val="18"/>
+              </w:rPr>
+              <w:t xml:space="preserve">____________________________</w:t>
+            </w:r>
+          </w:p>
+        </w:tc>
+        <w:tc>
+          <w:tcPr>
+            <w:tcW w:type="dxa" w:w="2200"/>
+            <w:tcMar>
+              <w:top w:type="dxa" w:w="60"/>
+              <w:left w:type="dxa" w:w="100"/>
+              <w:bottom w:type="dxa" w:w="60"/>
+              <w:right w:type="dxa" w:w="100"/>
+            </w:tcMar>
+            <w:vAlign w:val="top"/>
+          </w:tcPr>
+          <w:p>
+            <w:pPr>
+              <w:spacing w:after="0" w:before="0"/>
+            </w:pPr>
+            <w:r>
+              <w:rPr>
+                <w:i/>
+                <w:iCs/>
+                <w:color w:val="5E6E7E"/>
+                <w:sz w:val="18"/>
+                <w:szCs w:val="18"/>
+              </w:rPr>
+              <w:t xml:space="preserve">2 : 5 → 40 : 100</w:t>
+            </w:r>
+          </w:p>
+        </w:tc>
+      </w:tr>
+      <w:tr>
+        <w:trPr>
+          <w:cantSplit/>
+        </w:trPr>
+        <w:tc>
+          <w:tcPr>
+            <w:tcW w:type="dxa" w:w="1800"/>
+            <w:tcMar>
+              <w:top w:type="dxa" w:w="60"/>
+              <w:left w:type="dxa" w:w="100"/>
+              <w:bottom w:type="dxa" w:w="60"/>
+              <w:right w:type="dxa" w:w="100"/>
+            </w:tcMar>
+            <w:vAlign w:val="top"/>
+          </w:tcPr>
+          <w:p>
+            <w:pPr>
+              <w:spacing w:after="20" w:before="0"/>
+            </w:pPr>
+            <w:r>
+              <w:rPr>
+                <w:b/>
+                <w:bCs/>
+                <w:color w:val="0F2B3C"/>
+                <w:sz w:val="20"/>
+                <w:szCs w:val="20"/>
+              </w:rPr>
+              <w:t xml:space="preserve">Tape diagram</w:t>
+            </w:r>
+          </w:p>
+          <w:p>
+            <w:pPr>
+              <w:spacing w:after="0" w:before="0"/>
+            </w:pPr>
+            <w:r>
+              <w:rPr>
+                <w:i/>
+                <w:iCs/>
+                <w:color w:val="5E6E7E"/>
+                <w:sz w:val="18"/>
+                <w:szCs w:val="18"/>
+              </w:rPr>
+              <w:t xml:space="preserve">Diagrama de cinta</w:t>
+            </w:r>
+          </w:p>
+        </w:tc>
+        <w:tc>
+          <w:tcPr>
+            <w:tcW w:type="dxa" w:w="3160"/>
+            <w:tcMar>
+              <w:top w:type="dxa" w:w="60"/>
+              <w:left w:type="dxa" w:w="100"/>
+              <w:bottom w:type="dxa" w:w="60"/>
+              <w:right w:type="dxa" w:w="100"/>
+            </w:tcMar>
+            <w:vAlign w:val="top"/>
+          </w:tcPr>
+          <w:p>
+            <w:pPr>
+              <w:spacing w:after="0" w:before="0"/>
+            </w:pPr>
+            <w:r>
+              <w:rPr>
+                <w:sz w:val="19"/>
+                <w:szCs w:val="19"/>
+              </w:rPr>
+              <w:t xml:space="preserve">A bar split into equal parts to show a percent.</w:t>
+            </w:r>
+          </w:p>
+        </w:tc>
+        <w:tc>
+          <w:tcPr>
+            <w:tcW w:type="dxa" w:w="2200"/>
+            <w:tcMar>
+              <w:top w:type="dxa" w:w="60"/>
+              <w:left w:type="dxa" w:w="100"/>
+              <w:bottom w:type="dxa" w:w="60"/>
+              <w:right w:type="dxa" w:w="100"/>
+            </w:tcMar>
+            <w:vAlign w:val="top"/>
+          </w:tcPr>
+          <w:p>
+            <w:pPr>
+              <w:spacing w:after="30" w:before="0"/>
+            </w:pPr>
+            <w:r>
+              <w:rPr>
+                <w:i/>
+                <w:iCs/>
+                <w:color w:val="5E6E7E"/>
+                <w:sz w:val="18"/>
+                <w:szCs w:val="18"/>
+              </w:rPr>
+              <w:t xml:space="preserve">Not Tape diagram: write a counter-example that does not fit the rule.</w:t>
+            </w:r>
+          </w:p>
+          <w:p>
+            <w:pPr>
+              <w:spacing w:after="50" w:before="0"/>
+            </w:pPr>
+            <w:r>
+              <w:rPr>
+                <w:color w:val="BBBBBB"/>
+                <w:sz w:val="18"/>
+                <w:szCs w:val="18"/>
+              </w:rPr>
+              <w:t xml:space="preserve">____________________________</w:t>
+            </w:r>
+          </w:p>
+        </w:tc>
+        <w:tc>
+          <w:tcPr>
+            <w:tcW w:type="dxa" w:w="2200"/>
+            <w:tcMar>
+              <w:top w:type="dxa" w:w="60"/>
+              <w:left w:type="dxa" w:w="100"/>
+              <w:bottom w:type="dxa" w:w="60"/>
+              <w:right w:type="dxa" w:w="100"/>
+            </w:tcMar>
+            <w:vAlign w:val="top"/>
+          </w:tcPr>
+          <w:p>
+            <w:pPr>
+              <w:spacing w:after="0" w:before="0"/>
+            </w:pPr>
+            <w:r>
+              <w:rPr>
+                <w:i/>
+                <w:iCs/>
+                <w:color w:val="5E6E7E"/>
+                <w:sz w:val="18"/>
+                <w:szCs w:val="18"/>
+              </w:rPr>
+              <w:t xml:space="preserve">4 equal parts: 3 shaded = 75%, whole = 100%</w:t>
+            </w:r>
+          </w:p>
+        </w:tc>
+      </w:tr>
+    </w:tbl>
+    <w:p>
+      <w:pPr>
+        <w:spacing w:after="120" w:before="140"/>
       </w:pPr>
       <w:r>
         <w:rPr>
@@ -127,86 +1379,935 @@
         <w:t xml:space="preserve">Warm up wholes and place value.</w:t>
       </w:r>
     </w:p>
-    <w:p>
-      <w:pPr>
-        <w:spacing w:after="40" w:before="0"/>
-      </w:pPr>
-      <w:r>
-        <w:rPr>
-          <w:sz w:val="22"/>
-          <w:szCs w:val="22"/>
-        </w:rPr>
-        <w:t xml:space="preserve">1.  100% of a pizza means how many whole pizzas?</w:t>
-      </w:r>
-    </w:p>
-    <w:p>
-      <w:pPr>
-        <w:spacing w:after="80" w:before="0"/>
-      </w:pPr>
-      <w:r>
-        <w:rPr>
-          <w:color w:val="BBBBBB"/>
-        </w:rPr>
-        <w:t xml:space="preserve">____________________________________________________</w:t>
-      </w:r>
-    </w:p>
-    <w:p>
-      <w:pPr>
-        <w:spacing w:after="40" w:before="0"/>
-      </w:pPr>
-      <w:r>
-        <w:rPr>
-          <w:sz w:val="22"/>
-          <w:szCs w:val="22"/>
-        </w:rPr>
-        <w:t xml:space="preserve">2.  What is 2 × 100?</w:t>
-      </w:r>
-    </w:p>
-    <w:p>
-      <w:pPr>
-        <w:spacing w:after="80" w:before="0"/>
-      </w:pPr>
-      <w:r>
-        <w:rPr>
-          <w:color w:val="BBBBBB"/>
-        </w:rPr>
-        <w:t xml:space="preserve">____________________________________________________</w:t>
-      </w:r>
-    </w:p>
-    <w:p>
-      <w:pPr>
-        <w:spacing w:after="40" w:before="0"/>
-      </w:pPr>
-      <w:r>
-        <w:rPr>
-          <w:sz w:val="22"/>
-          <w:szCs w:val="22"/>
-        </w:rPr>
-        <w:t xml:space="preserve">3.  What is 1 ÷ 100?</w:t>
-      </w:r>
-    </w:p>
-    <w:p>
-      <w:pPr>
-        <w:spacing w:after="40" w:before="0"/>
-      </w:pPr>
-      <w:r>
-        <w:rPr>
-          <w:color w:val="5E6E7E"/>
-          <w:sz w:val="20"/>
-          <w:szCs w:val="20"/>
-        </w:rPr>
-        <w:t xml:space="preserve">     choices: 0.01   /   0.1   /   100   /   1.0</w:t>
-      </w:r>
-    </w:p>
-    <w:p>
-      <w:pPr>
-        <w:spacing w:after="80" w:before="0"/>
-      </w:pPr>
-      <w:r>
-        <w:rPr>
-          <w:color w:val="BBBBBB"/>
-        </w:rPr>
-        <w:t xml:space="preserve">____________________________________________________</w:t>
+    <w:tbl>
+      <w:tblPr>
+        <w:tblW w:type="dxa" w:w="9360"/>
+        <w:tblBorders>
+          <w:top w:val="single" w:color="C7D2DD" w:sz="6"/>
+          <w:left w:val="single" w:color="C7D2DD" w:sz="6"/>
+          <w:bottom w:val="single" w:color="C7D2DD" w:sz="6"/>
+          <w:right w:val="single" w:color="C7D2DD" w:sz="6"/>
+          <w:insideH w:val="single" w:color="C7D2DD" w:sz="6"/>
+          <w:insideV w:val="single" w:color="C7D2DD" w:sz="6"/>
+        </w:tblBorders>
+      </w:tblPr>
+      <w:tblGrid>
+        <w:gridCol w:w="2800"/>
+        <w:gridCol w:w="3560"/>
+        <w:gridCol w:w="3000"/>
+      </w:tblGrid>
+      <w:tr>
+        <w:trPr>
+          <w:cantSplit/>
+          <w:tblHeader/>
+        </w:trPr>
+        <w:tc>
+          <w:tcPr>
+            <w:tcW w:type="dxa" w:w="2800"/>
+            <w:shd w:fill="EEF4F8" w:color="auto" w:val="clear"/>
+            <w:tcMar>
+              <w:top w:type="dxa" w:w="60"/>
+              <w:left w:type="dxa" w:w="100"/>
+              <w:bottom w:type="dxa" w:w="60"/>
+              <w:right w:type="dxa" w:w="100"/>
+            </w:tcMar>
+          </w:tcPr>
+          <w:p>
+            <w:pPr>
+              <w:spacing w:after="0" w:before="0"/>
+            </w:pPr>
+            <w:r>
+              <w:rPr>
+                <w:b/>
+                <w:bCs/>
+                <w:color w:val="0F2B3C"/>
+                <w:sz w:val="16"/>
+                <w:szCs w:val="16"/>
+              </w:rPr>
+              <w:t xml:space="preserve">CORE PROBLEM / GIVEN REPRESENTATION</w:t>
+            </w:r>
+          </w:p>
+        </w:tc>
+        <w:tc>
+          <w:tcPr>
+            <w:tcW w:type="dxa" w:w="3560"/>
+            <w:shd w:fill="EEF4F8" w:color="auto" w:val="clear"/>
+            <w:tcMar>
+              <w:top w:type="dxa" w:w="60"/>
+              <w:left w:type="dxa" w:w="100"/>
+              <w:bottom w:type="dxa" w:w="60"/>
+              <w:right w:type="dxa" w:w="100"/>
+            </w:tcMar>
+          </w:tcPr>
+          <w:p>
+            <w:pPr>
+              <w:spacing w:after="0" w:before="0"/>
+            </w:pPr>
+            <w:r>
+              <w:rPr>
+                <w:b/>
+                <w:bCs/>
+                <w:color w:val="0F2B3C"/>
+                <w:sz w:val="16"/>
+                <w:szCs w:val="16"/>
+              </w:rPr>
+              <w:t xml:space="preserve">WORKING SPACE / CALCULATION STEPS</w:t>
+            </w:r>
+          </w:p>
+        </w:tc>
+        <w:tc>
+          <w:tcPr>
+            <w:tcW w:type="dxa" w:w="3000"/>
+            <w:shd w:fill="FBF3E2" w:color="auto" w:val="clear"/>
+            <w:tcMar>
+              <w:top w:type="dxa" w:w="60"/>
+              <w:left w:type="dxa" w:w="100"/>
+              <w:bottom w:type="dxa" w:w="60"/>
+              <w:right w:type="dxa" w:w="100"/>
+            </w:tcMar>
+          </w:tcPr>
+          <w:p>
+            <w:pPr>
+              <w:spacing w:after="0" w:before="0"/>
+            </w:pPr>
+            <w:r>
+              <w:rPr>
+                <w:b/>
+                <w:bCs/>
+                <w:color w:val="7A5400"/>
+                <w:sz w:val="16"/>
+                <w:szCs w:val="16"/>
+              </w:rPr>
+              <w:t xml:space="preserve">EXPLAIN YOUR REASONING</w:t>
+            </w:r>
+          </w:p>
+        </w:tc>
+      </w:tr>
+      <w:tr>
+        <w:trPr>
+          <w:cantSplit/>
+        </w:trPr>
+        <w:tc>
+          <w:tcPr>
+            <w:tcW w:type="dxa" w:w="2800"/>
+            <w:tcMar>
+              <w:top w:type="dxa" w:w="80"/>
+              <w:left w:type="dxa" w:w="100"/>
+              <w:bottom w:type="dxa" w:w="80"/>
+              <w:right w:type="dxa" w:w="100"/>
+            </w:tcMar>
+            <w:vAlign w:val="top"/>
+          </w:tcPr>
+          <w:p>
+            <w:pPr>
+              <w:spacing w:after="40" w:before="0"/>
+            </w:pPr>
+            <w:r>
+              <w:rPr>
+                <w:b/>
+                <w:bCs/>
+                <w:color w:val="0F2B3C"/>
+                <w:sz w:val="20"/>
+                <w:szCs w:val="20"/>
+              </w:rPr>
+              <w:t xml:space="preserve">1.  100% of a pizza means how many whole pizzas?</w:t>
+            </w:r>
+          </w:p>
+        </w:tc>
+        <w:tc>
+          <w:tcPr>
+            <w:tcW w:type="dxa" w:w="3560"/>
+            <w:tcMar>
+              <w:top w:type="dxa" w:w="80"/>
+              <w:left w:type="dxa" w:w="100"/>
+              <w:bottom w:type="dxa" w:w="80"/>
+              <w:right w:type="dxa" w:w="100"/>
+            </w:tcMar>
+            <w:vAlign w:val="top"/>
+          </w:tcPr>
+          <w:p>
+            <w:pPr>
+              <w:spacing w:after="50" w:before="0"/>
+            </w:pPr>
+            <w:r>
+              <w:rPr>
+                <w:color w:val="BBBBBB"/>
+                <w:sz w:val="18"/>
+                <w:szCs w:val="18"/>
+              </w:rPr>
+              <w:t xml:space="preserve">____________________________</w:t>
+            </w:r>
+          </w:p>
+          <w:p>
+            <w:pPr>
+              <w:spacing w:after="50" w:before="0"/>
+            </w:pPr>
+            <w:r>
+              <w:rPr>
+                <w:color w:val="BBBBBB"/>
+                <w:sz w:val="18"/>
+                <w:szCs w:val="18"/>
+              </w:rPr>
+              <w:t xml:space="preserve">____________________________</w:t>
+            </w:r>
+          </w:p>
+          <w:p>
+            <w:pPr>
+              <w:spacing w:after="50" w:before="0"/>
+            </w:pPr>
+            <w:r>
+              <w:rPr>
+                <w:color w:val="BBBBBB"/>
+                <w:sz w:val="18"/>
+                <w:szCs w:val="18"/>
+              </w:rPr>
+              <w:t xml:space="preserve">____________________________</w:t>
+            </w:r>
+          </w:p>
+          <w:p>
+            <w:pPr>
+              <w:spacing w:after="50" w:before="0"/>
+            </w:pPr>
+            <w:r>
+              <w:rPr>
+                <w:color w:val="BBBBBB"/>
+                <w:sz w:val="18"/>
+                <w:szCs w:val="18"/>
+              </w:rPr>
+              <w:t xml:space="preserve">____________________________</w:t>
+            </w:r>
+          </w:p>
+        </w:tc>
+        <w:tc>
+          <w:tcPr>
+            <w:tcW w:type="dxa" w:w="3000"/>
+            <w:shd w:fill="FBF3E2" w:color="auto" w:val="clear"/>
+            <w:tcMar>
+              <w:top w:type="dxa" w:w="80"/>
+              <w:left w:type="dxa" w:w="100"/>
+              <w:bottom w:type="dxa" w:w="80"/>
+              <w:right w:type="dxa" w:w="100"/>
+            </w:tcMar>
+            <w:vAlign w:val="top"/>
+          </w:tcPr>
+          <w:p>
+            <w:pPr>
+              <w:spacing w:after="30" w:before="0"/>
+            </w:pPr>
+            <w:r>
+              <w:rPr>
+                <w:b/>
+                <w:bCs/>
+                <w:color w:val="0F2B3C"/>
+                <w:sz w:val="18"/>
+                <w:szCs w:val="18"/>
+              </w:rPr>
+              <w:t xml:space="preserve">Because... ________________</w:t>
+            </w:r>
+          </w:p>
+          <w:p>
+            <w:pPr>
+              <w:spacing w:after="50" w:before="0"/>
+            </w:pPr>
+            <w:r>
+              <w:rPr>
+                <w:color w:val="BBBBBB"/>
+                <w:sz w:val="18"/>
+                <w:szCs w:val="18"/>
+              </w:rPr>
+              <w:t xml:space="preserve">____________________________</w:t>
+            </w:r>
+          </w:p>
+          <w:p>
+            <w:pPr>
+              <w:spacing w:after="30" w:before="40"/>
+            </w:pPr>
+            <w:r>
+              <w:rPr>
+                <w:b/>
+                <w:bCs/>
+                <w:color w:val="1A6FB5"/>
+                <w:sz w:val="18"/>
+                <w:szCs w:val="18"/>
+              </w:rPr>
+              <w:t xml:space="preserve">Although... _______________</w:t>
+            </w:r>
+          </w:p>
+          <w:p>
+            <w:pPr>
+              <w:spacing w:after="50" w:before="0"/>
+            </w:pPr>
+            <w:r>
+              <w:rPr>
+                <w:color w:val="BBBBBB"/>
+                <w:sz w:val="18"/>
+                <w:szCs w:val="18"/>
+              </w:rPr>
+              <w:t xml:space="preserve">____________________________</w:t>
+            </w:r>
+          </w:p>
+          <w:p>
+            <w:pPr>
+              <w:spacing w:after="30" w:before="40"/>
+            </w:pPr>
+            <w:r>
+              <w:rPr>
+                <w:b/>
+                <w:bCs/>
+                <w:color w:val="7A5400"/>
+                <w:sz w:val="18"/>
+                <w:szCs w:val="18"/>
+              </w:rPr>
+              <w:t xml:space="preserve">Therefore... ______________</w:t>
+            </w:r>
+          </w:p>
+          <w:p>
+            <w:pPr>
+              <w:spacing w:after="50" w:before="0"/>
+            </w:pPr>
+            <w:r>
+              <w:rPr>
+                <w:color w:val="BBBBBB"/>
+                <w:sz w:val="18"/>
+                <w:szCs w:val="18"/>
+              </w:rPr>
+              <w:t xml:space="preserve">____________________________</w:t>
+            </w:r>
+          </w:p>
+        </w:tc>
+      </w:tr>
+    </w:tbl>
+    <w:p>
+      <w:pPr>
+        <w:spacing w:after="60" w:before="0"/>
+      </w:pPr>
+      <w:r>
+        <w:t xml:space="preserve"/>
+      </w:r>
+    </w:p>
+    <w:tbl>
+      <w:tblPr>
+        <w:tblW w:type="dxa" w:w="9360"/>
+        <w:tblBorders>
+          <w:top w:val="single" w:color="C7D2DD" w:sz="6"/>
+          <w:left w:val="single" w:color="C7D2DD" w:sz="6"/>
+          <w:bottom w:val="single" w:color="C7D2DD" w:sz="6"/>
+          <w:right w:val="single" w:color="C7D2DD" w:sz="6"/>
+          <w:insideH w:val="single" w:color="C7D2DD" w:sz="6"/>
+          <w:insideV w:val="single" w:color="C7D2DD" w:sz="6"/>
+        </w:tblBorders>
+      </w:tblPr>
+      <w:tblGrid>
+        <w:gridCol w:w="2800"/>
+        <w:gridCol w:w="3560"/>
+        <w:gridCol w:w="3000"/>
+      </w:tblGrid>
+      <w:tr>
+        <w:trPr>
+          <w:cantSplit/>
+          <w:tblHeader/>
+        </w:trPr>
+        <w:tc>
+          <w:tcPr>
+            <w:tcW w:type="dxa" w:w="2800"/>
+            <w:shd w:fill="EEF4F8" w:color="auto" w:val="clear"/>
+            <w:tcMar>
+              <w:top w:type="dxa" w:w="60"/>
+              <w:left w:type="dxa" w:w="100"/>
+              <w:bottom w:type="dxa" w:w="60"/>
+              <w:right w:type="dxa" w:w="100"/>
+            </w:tcMar>
+          </w:tcPr>
+          <w:p>
+            <w:pPr>
+              <w:spacing w:after="0" w:before="0"/>
+            </w:pPr>
+            <w:r>
+              <w:rPr>
+                <w:b/>
+                <w:bCs/>
+                <w:color w:val="0F2B3C"/>
+                <w:sz w:val="16"/>
+                <w:szCs w:val="16"/>
+              </w:rPr>
+              <w:t xml:space="preserve">CORE PROBLEM / GIVEN REPRESENTATION</w:t>
+            </w:r>
+          </w:p>
+        </w:tc>
+        <w:tc>
+          <w:tcPr>
+            <w:tcW w:type="dxa" w:w="3560"/>
+            <w:shd w:fill="EEF4F8" w:color="auto" w:val="clear"/>
+            <w:tcMar>
+              <w:top w:type="dxa" w:w="60"/>
+              <w:left w:type="dxa" w:w="100"/>
+              <w:bottom w:type="dxa" w:w="60"/>
+              <w:right w:type="dxa" w:w="100"/>
+            </w:tcMar>
+          </w:tcPr>
+          <w:p>
+            <w:pPr>
+              <w:spacing w:after="0" w:before="0"/>
+            </w:pPr>
+            <w:r>
+              <w:rPr>
+                <w:b/>
+                <w:bCs/>
+                <w:color w:val="0F2B3C"/>
+                <w:sz w:val="16"/>
+                <w:szCs w:val="16"/>
+              </w:rPr>
+              <w:t xml:space="preserve">WORKING SPACE / CALCULATION STEPS</w:t>
+            </w:r>
+          </w:p>
+        </w:tc>
+        <w:tc>
+          <w:tcPr>
+            <w:tcW w:type="dxa" w:w="3000"/>
+            <w:shd w:fill="FBF3E2" w:color="auto" w:val="clear"/>
+            <w:tcMar>
+              <w:top w:type="dxa" w:w="60"/>
+              <w:left w:type="dxa" w:w="100"/>
+              <w:bottom w:type="dxa" w:w="60"/>
+              <w:right w:type="dxa" w:w="100"/>
+            </w:tcMar>
+          </w:tcPr>
+          <w:p>
+            <w:pPr>
+              <w:spacing w:after="0" w:before="0"/>
+            </w:pPr>
+            <w:r>
+              <w:rPr>
+                <w:b/>
+                <w:bCs/>
+                <w:color w:val="7A5400"/>
+                <w:sz w:val="16"/>
+                <w:szCs w:val="16"/>
+              </w:rPr>
+              <w:t xml:space="preserve">EXPLAIN YOUR REASONING</w:t>
+            </w:r>
+          </w:p>
+        </w:tc>
+      </w:tr>
+      <w:tr>
+        <w:trPr>
+          <w:cantSplit/>
+        </w:trPr>
+        <w:tc>
+          <w:tcPr>
+            <w:tcW w:type="dxa" w:w="2800"/>
+            <w:tcMar>
+              <w:top w:type="dxa" w:w="80"/>
+              <w:left w:type="dxa" w:w="100"/>
+              <w:bottom w:type="dxa" w:w="80"/>
+              <w:right w:type="dxa" w:w="100"/>
+            </w:tcMar>
+            <w:vAlign w:val="top"/>
+          </w:tcPr>
+          <w:p>
+            <w:pPr>
+              <w:spacing w:after="40" w:before="0"/>
+            </w:pPr>
+            <w:r>
+              <w:rPr>
+                <w:b/>
+                <w:bCs/>
+                <w:color w:val="0F2B3C"/>
+                <w:sz w:val="20"/>
+                <w:szCs w:val="20"/>
+              </w:rPr>
+              <w:t xml:space="preserve">2.  What is 2 × 100?</w:t>
+            </w:r>
+          </w:p>
+        </w:tc>
+        <w:tc>
+          <w:tcPr>
+            <w:tcW w:type="dxa" w:w="3560"/>
+            <w:tcMar>
+              <w:top w:type="dxa" w:w="80"/>
+              <w:left w:type="dxa" w:w="100"/>
+              <w:bottom w:type="dxa" w:w="80"/>
+              <w:right w:type="dxa" w:w="100"/>
+            </w:tcMar>
+            <w:vAlign w:val="top"/>
+          </w:tcPr>
+          <w:p>
+            <w:pPr>
+              <w:spacing w:after="50" w:before="0"/>
+            </w:pPr>
+            <w:r>
+              <w:rPr>
+                <w:color w:val="BBBBBB"/>
+                <w:sz w:val="18"/>
+                <w:szCs w:val="18"/>
+              </w:rPr>
+              <w:t xml:space="preserve">____________________________</w:t>
+            </w:r>
+          </w:p>
+          <w:p>
+            <w:pPr>
+              <w:spacing w:after="50" w:before="0"/>
+            </w:pPr>
+            <w:r>
+              <w:rPr>
+                <w:color w:val="BBBBBB"/>
+                <w:sz w:val="18"/>
+                <w:szCs w:val="18"/>
+              </w:rPr>
+              <w:t xml:space="preserve">____________________________</w:t>
+            </w:r>
+          </w:p>
+          <w:p>
+            <w:pPr>
+              <w:spacing w:after="50" w:before="0"/>
+            </w:pPr>
+            <w:r>
+              <w:rPr>
+                <w:color w:val="BBBBBB"/>
+                <w:sz w:val="18"/>
+                <w:szCs w:val="18"/>
+              </w:rPr>
+              <w:t xml:space="preserve">____________________________</w:t>
+            </w:r>
+          </w:p>
+          <w:p>
+            <w:pPr>
+              <w:spacing w:after="50" w:before="0"/>
+            </w:pPr>
+            <w:r>
+              <w:rPr>
+                <w:color w:val="BBBBBB"/>
+                <w:sz w:val="18"/>
+                <w:szCs w:val="18"/>
+              </w:rPr>
+              <w:t xml:space="preserve">____________________________</w:t>
+            </w:r>
+          </w:p>
+        </w:tc>
+        <w:tc>
+          <w:tcPr>
+            <w:tcW w:type="dxa" w:w="3000"/>
+            <w:shd w:fill="FBF3E2" w:color="auto" w:val="clear"/>
+            <w:tcMar>
+              <w:top w:type="dxa" w:w="80"/>
+              <w:left w:type="dxa" w:w="100"/>
+              <w:bottom w:type="dxa" w:w="80"/>
+              <w:right w:type="dxa" w:w="100"/>
+            </w:tcMar>
+            <w:vAlign w:val="top"/>
+          </w:tcPr>
+          <w:p>
+            <w:pPr>
+              <w:spacing w:after="30" w:before="0"/>
+            </w:pPr>
+            <w:r>
+              <w:rPr>
+                <w:b/>
+                <w:bCs/>
+                <w:color w:val="0F2B3C"/>
+                <w:sz w:val="18"/>
+                <w:szCs w:val="18"/>
+              </w:rPr>
+              <w:t xml:space="preserve">Because... ________________</w:t>
+            </w:r>
+          </w:p>
+          <w:p>
+            <w:pPr>
+              <w:spacing w:after="50" w:before="0"/>
+            </w:pPr>
+            <w:r>
+              <w:rPr>
+                <w:color w:val="BBBBBB"/>
+                <w:sz w:val="18"/>
+                <w:szCs w:val="18"/>
+              </w:rPr>
+              <w:t xml:space="preserve">____________________________</w:t>
+            </w:r>
+          </w:p>
+          <w:p>
+            <w:pPr>
+              <w:spacing w:after="30" w:before="40"/>
+            </w:pPr>
+            <w:r>
+              <w:rPr>
+                <w:b/>
+                <w:bCs/>
+                <w:color w:val="1A6FB5"/>
+                <w:sz w:val="18"/>
+                <w:szCs w:val="18"/>
+              </w:rPr>
+              <w:t xml:space="preserve">Although... _______________</w:t>
+            </w:r>
+          </w:p>
+          <w:p>
+            <w:pPr>
+              <w:spacing w:after="50" w:before="0"/>
+            </w:pPr>
+            <w:r>
+              <w:rPr>
+                <w:color w:val="BBBBBB"/>
+                <w:sz w:val="18"/>
+                <w:szCs w:val="18"/>
+              </w:rPr>
+              <w:t xml:space="preserve">____________________________</w:t>
+            </w:r>
+          </w:p>
+          <w:p>
+            <w:pPr>
+              <w:spacing w:after="30" w:before="40"/>
+            </w:pPr>
+            <w:r>
+              <w:rPr>
+                <w:b/>
+                <w:bCs/>
+                <w:color w:val="7A5400"/>
+                <w:sz w:val="18"/>
+                <w:szCs w:val="18"/>
+              </w:rPr>
+              <w:t xml:space="preserve">Therefore... ______________</w:t>
+            </w:r>
+          </w:p>
+          <w:p>
+            <w:pPr>
+              <w:spacing w:after="50" w:before="0"/>
+            </w:pPr>
+            <w:r>
+              <w:rPr>
+                <w:color w:val="BBBBBB"/>
+                <w:sz w:val="18"/>
+                <w:szCs w:val="18"/>
+              </w:rPr>
+              <w:t xml:space="preserve">____________________________</w:t>
+            </w:r>
+          </w:p>
+        </w:tc>
+      </w:tr>
+    </w:tbl>
+    <w:p>
+      <w:pPr>
+        <w:spacing w:after="60" w:before="0"/>
+      </w:pPr>
+      <w:r>
+        <w:t xml:space="preserve"/>
+      </w:r>
+    </w:p>
+    <w:tbl>
+      <w:tblPr>
+        <w:tblW w:type="dxa" w:w="9360"/>
+        <w:tblBorders>
+          <w:top w:val="single" w:color="C7D2DD" w:sz="6"/>
+          <w:left w:val="single" w:color="C7D2DD" w:sz="6"/>
+          <w:bottom w:val="single" w:color="C7D2DD" w:sz="6"/>
+          <w:right w:val="single" w:color="C7D2DD" w:sz="6"/>
+          <w:insideH w:val="single" w:color="C7D2DD" w:sz="6"/>
+          <w:insideV w:val="single" w:color="C7D2DD" w:sz="6"/>
+        </w:tblBorders>
+      </w:tblPr>
+      <w:tblGrid>
+        <w:gridCol w:w="2800"/>
+        <w:gridCol w:w="3560"/>
+        <w:gridCol w:w="3000"/>
+      </w:tblGrid>
+      <w:tr>
+        <w:trPr>
+          <w:cantSplit/>
+          <w:tblHeader/>
+        </w:trPr>
+        <w:tc>
+          <w:tcPr>
+            <w:tcW w:type="dxa" w:w="2800"/>
+            <w:shd w:fill="EEF4F8" w:color="auto" w:val="clear"/>
+            <w:tcMar>
+              <w:top w:type="dxa" w:w="60"/>
+              <w:left w:type="dxa" w:w="100"/>
+              <w:bottom w:type="dxa" w:w="60"/>
+              <w:right w:type="dxa" w:w="100"/>
+            </w:tcMar>
+          </w:tcPr>
+          <w:p>
+            <w:pPr>
+              <w:spacing w:after="0" w:before="0"/>
+            </w:pPr>
+            <w:r>
+              <w:rPr>
+                <w:b/>
+                <w:bCs/>
+                <w:color w:val="0F2B3C"/>
+                <w:sz w:val="16"/>
+                <w:szCs w:val="16"/>
+              </w:rPr>
+              <w:t xml:space="preserve">CORE PROBLEM / GIVEN REPRESENTATION</w:t>
+            </w:r>
+          </w:p>
+        </w:tc>
+        <w:tc>
+          <w:tcPr>
+            <w:tcW w:type="dxa" w:w="3560"/>
+            <w:shd w:fill="EEF4F8" w:color="auto" w:val="clear"/>
+            <w:tcMar>
+              <w:top w:type="dxa" w:w="60"/>
+              <w:left w:type="dxa" w:w="100"/>
+              <w:bottom w:type="dxa" w:w="60"/>
+              <w:right w:type="dxa" w:w="100"/>
+            </w:tcMar>
+          </w:tcPr>
+          <w:p>
+            <w:pPr>
+              <w:spacing w:after="0" w:before="0"/>
+            </w:pPr>
+            <w:r>
+              <w:rPr>
+                <w:b/>
+                <w:bCs/>
+                <w:color w:val="0F2B3C"/>
+                <w:sz w:val="16"/>
+                <w:szCs w:val="16"/>
+              </w:rPr>
+              <w:t xml:space="preserve">WORKING SPACE / CALCULATION STEPS</w:t>
+            </w:r>
+          </w:p>
+        </w:tc>
+        <w:tc>
+          <w:tcPr>
+            <w:tcW w:type="dxa" w:w="3000"/>
+            <w:shd w:fill="FBF3E2" w:color="auto" w:val="clear"/>
+            <w:tcMar>
+              <w:top w:type="dxa" w:w="60"/>
+              <w:left w:type="dxa" w:w="100"/>
+              <w:bottom w:type="dxa" w:w="60"/>
+              <w:right w:type="dxa" w:w="100"/>
+            </w:tcMar>
+          </w:tcPr>
+          <w:p>
+            <w:pPr>
+              <w:spacing w:after="0" w:before="0"/>
+            </w:pPr>
+            <w:r>
+              <w:rPr>
+                <w:b/>
+                <w:bCs/>
+                <w:color w:val="7A5400"/>
+                <w:sz w:val="16"/>
+                <w:szCs w:val="16"/>
+              </w:rPr>
+              <w:t xml:space="preserve">EXPLAIN YOUR REASONING</w:t>
+            </w:r>
+          </w:p>
+        </w:tc>
+      </w:tr>
+      <w:tr>
+        <w:trPr>
+          <w:cantSplit/>
+        </w:trPr>
+        <w:tc>
+          <w:tcPr>
+            <w:tcW w:type="dxa" w:w="2800"/>
+            <w:tcMar>
+              <w:top w:type="dxa" w:w="80"/>
+              <w:left w:type="dxa" w:w="100"/>
+              <w:bottom w:type="dxa" w:w="80"/>
+              <w:right w:type="dxa" w:w="100"/>
+            </w:tcMar>
+            <w:vAlign w:val="top"/>
+          </w:tcPr>
+          <w:p>
+            <w:pPr>
+              <w:spacing w:after="40" w:before="0"/>
+            </w:pPr>
+            <w:r>
+              <w:rPr>
+                <w:b/>
+                <w:bCs/>
+                <w:color w:val="0F2B3C"/>
+                <w:sz w:val="20"/>
+                <w:szCs w:val="20"/>
+              </w:rPr>
+              <w:t xml:space="preserve">3.  What is 1 ÷ 100?</w:t>
+            </w:r>
+          </w:p>
+          <w:p>
+            <w:pPr>
+              <w:spacing w:after="0" w:before="0"/>
+            </w:pPr>
+            <w:r>
+              <w:rPr>
+                <w:color w:val="5E6E7E"/>
+                <w:sz w:val="18"/>
+                <w:szCs w:val="18"/>
+              </w:rPr>
+              <w:t xml:space="preserve">Choices: 0.01   /   0.1   /   100   /   1.0</w:t>
+            </w:r>
+          </w:p>
+        </w:tc>
+        <w:tc>
+          <w:tcPr>
+            <w:tcW w:type="dxa" w:w="3560"/>
+            <w:tcMar>
+              <w:top w:type="dxa" w:w="80"/>
+              <w:left w:type="dxa" w:w="100"/>
+              <w:bottom w:type="dxa" w:w="80"/>
+              <w:right w:type="dxa" w:w="100"/>
+            </w:tcMar>
+            <w:vAlign w:val="top"/>
+          </w:tcPr>
+          <w:p>
+            <w:pPr>
+              <w:spacing w:after="50" w:before="0"/>
+            </w:pPr>
+            <w:r>
+              <w:rPr>
+                <w:color w:val="BBBBBB"/>
+                <w:sz w:val="18"/>
+                <w:szCs w:val="18"/>
+              </w:rPr>
+              <w:t xml:space="preserve">____________________________</w:t>
+            </w:r>
+          </w:p>
+          <w:p>
+            <w:pPr>
+              <w:spacing w:after="50" w:before="0"/>
+            </w:pPr>
+            <w:r>
+              <w:rPr>
+                <w:color w:val="BBBBBB"/>
+                <w:sz w:val="18"/>
+                <w:szCs w:val="18"/>
+              </w:rPr>
+              <w:t xml:space="preserve">____________________________</w:t>
+            </w:r>
+          </w:p>
+          <w:p>
+            <w:pPr>
+              <w:spacing w:after="50" w:before="0"/>
+            </w:pPr>
+            <w:r>
+              <w:rPr>
+                <w:color w:val="BBBBBB"/>
+                <w:sz w:val="18"/>
+                <w:szCs w:val="18"/>
+              </w:rPr>
+              <w:t xml:space="preserve">____________________________</w:t>
+            </w:r>
+          </w:p>
+          <w:p>
+            <w:pPr>
+              <w:spacing w:after="50" w:before="0"/>
+            </w:pPr>
+            <w:r>
+              <w:rPr>
+                <w:color w:val="BBBBBB"/>
+                <w:sz w:val="18"/>
+                <w:szCs w:val="18"/>
+              </w:rPr>
+              <w:t xml:space="preserve">____________________________</w:t>
+            </w:r>
+          </w:p>
+        </w:tc>
+        <w:tc>
+          <w:tcPr>
+            <w:tcW w:type="dxa" w:w="3000"/>
+            <w:shd w:fill="FBF3E2" w:color="auto" w:val="clear"/>
+            <w:tcMar>
+              <w:top w:type="dxa" w:w="80"/>
+              <w:left w:type="dxa" w:w="100"/>
+              <w:bottom w:type="dxa" w:w="80"/>
+              <w:right w:type="dxa" w:w="100"/>
+            </w:tcMar>
+            <w:vAlign w:val="top"/>
+          </w:tcPr>
+          <w:p>
+            <w:pPr>
+              <w:spacing w:after="30" w:before="0"/>
+            </w:pPr>
+            <w:r>
+              <w:rPr>
+                <w:b/>
+                <w:bCs/>
+                <w:color w:val="0F2B3C"/>
+                <w:sz w:val="18"/>
+                <w:szCs w:val="18"/>
+              </w:rPr>
+              <w:t xml:space="preserve">Because... ________________</w:t>
+            </w:r>
+          </w:p>
+          <w:p>
+            <w:pPr>
+              <w:spacing w:after="50" w:before="0"/>
+            </w:pPr>
+            <w:r>
+              <w:rPr>
+                <w:color w:val="BBBBBB"/>
+                <w:sz w:val="18"/>
+                <w:szCs w:val="18"/>
+              </w:rPr>
+              <w:t xml:space="preserve">____________________________</w:t>
+            </w:r>
+          </w:p>
+          <w:p>
+            <w:pPr>
+              <w:spacing w:after="30" w:before="40"/>
+            </w:pPr>
+            <w:r>
+              <w:rPr>
+                <w:b/>
+                <w:bCs/>
+                <w:color w:val="1A6FB5"/>
+                <w:sz w:val="18"/>
+                <w:szCs w:val="18"/>
+              </w:rPr>
+              <w:t xml:space="preserve">Although... _______________</w:t>
+            </w:r>
+          </w:p>
+          <w:p>
+            <w:pPr>
+              <w:spacing w:after="50" w:before="0"/>
+            </w:pPr>
+            <w:r>
+              <w:rPr>
+                <w:color w:val="BBBBBB"/>
+                <w:sz w:val="18"/>
+                <w:szCs w:val="18"/>
+              </w:rPr>
+              <w:t xml:space="preserve">____________________________</w:t>
+            </w:r>
+          </w:p>
+          <w:p>
+            <w:pPr>
+              <w:spacing w:after="30" w:before="40"/>
+            </w:pPr>
+            <w:r>
+              <w:rPr>
+                <w:b/>
+                <w:bCs/>
+                <w:color w:val="7A5400"/>
+                <w:sz w:val="18"/>
+                <w:szCs w:val="18"/>
+              </w:rPr>
+              <w:t xml:space="preserve">Therefore... ______________</w:t>
+            </w:r>
+          </w:p>
+          <w:p>
+            <w:pPr>
+              <w:spacing w:after="50" w:before="0"/>
+            </w:pPr>
+            <w:r>
+              <w:rPr>
+                <w:color w:val="BBBBBB"/>
+                <w:sz w:val="18"/>
+                <w:szCs w:val="18"/>
+              </w:rPr>
+              <w:t xml:space="preserve">____________________________</w:t>
+            </w:r>
+          </w:p>
+        </w:tc>
+      </w:tr>
+    </w:tbl>
+    <w:p>
+      <w:pPr>
+        <w:spacing w:after="60" w:before="0"/>
+      </w:pPr>
+      <w:r>
+        <w:t xml:space="preserve"/>
       </w:r>
     </w:p>
     <w:p>
@@ -238,112 +2339,961 @@
         <w:t xml:space="preserve">Read big and small percents.</w:t>
       </w:r>
     </w:p>
-    <w:p>
-      <w:pPr>
-        <w:spacing w:after="40" w:before="0"/>
-      </w:pPr>
-      <w:r>
-        <w:rPr>
-          <w:sz w:val="22"/>
-          <w:szCs w:val="22"/>
-        </w:rPr>
-        <w:t xml:space="preserve">1.  Which percent is MORE than one whole?</w:t>
-      </w:r>
-    </w:p>
-    <w:p>
-      <w:pPr>
-        <w:spacing w:after="40" w:before="0"/>
-      </w:pPr>
-      <w:r>
-        <w:rPr>
-          <w:color w:val="5E6E7E"/>
-          <w:sz w:val="20"/>
-          <w:szCs w:val="20"/>
-        </w:rPr>
-        <w:t xml:space="preserve">     choices: 50%   /   100%   /   150%   /   1%</w:t>
-      </w:r>
-    </w:p>
-    <w:p>
-      <w:pPr>
-        <w:spacing w:after="80" w:before="0"/>
-      </w:pPr>
-      <w:r>
-        <w:rPr>
-          <w:color w:val="BBBBBB"/>
-        </w:rPr>
-        <w:t xml:space="preserve">____________________________________________________</w:t>
-      </w:r>
-    </w:p>
-    <w:p>
-      <w:pPr>
-        <w:spacing w:after="40" w:before="0"/>
-      </w:pPr>
-      <w:r>
-        <w:rPr>
-          <w:sz w:val="22"/>
-          <w:szCs w:val="22"/>
-        </w:rPr>
-        <w:t xml:space="preserve">2.  Write 200% as a number of wholes.</w:t>
-      </w:r>
-    </w:p>
-    <w:p>
-      <w:pPr>
-        <w:spacing w:after="40" w:before="0"/>
-      </w:pPr>
-      <w:r>
-        <w:rPr>
-          <w:color w:val="5E6E7E"/>
-          <w:sz w:val="20"/>
-          <w:szCs w:val="20"/>
-        </w:rPr>
-        <w:t xml:space="preserve">     choices: 0.2   /   2   /   20   /   200</w:t>
-      </w:r>
-    </w:p>
-    <w:p>
-      <w:pPr>
-        <w:spacing w:after="80" w:before="0"/>
-      </w:pPr>
-      <w:r>
-        <w:rPr>
-          <w:color w:val="BBBBBB"/>
-        </w:rPr>
-        <w:t xml:space="preserve">____________________________________________________</w:t>
-      </w:r>
-    </w:p>
-    <w:p>
-      <w:pPr>
-        <w:spacing w:after="40" w:before="0"/>
-      </w:pPr>
-      <w:r>
-        <w:rPr>
-          <w:sz w:val="22"/>
-          <w:szCs w:val="22"/>
-        </w:rPr>
-        <w:t xml:space="preserve">3.  Which percent is the SMALLEST?</w:t>
-      </w:r>
-    </w:p>
-    <w:p>
-      <w:pPr>
-        <w:spacing w:after="40" w:before="0"/>
-      </w:pPr>
-      <w:r>
-        <w:rPr>
-          <w:color w:val="5E6E7E"/>
-          <w:sz w:val="20"/>
-          <w:szCs w:val="20"/>
-        </w:rPr>
-        <w:t xml:space="preserve">     choices: 0.5%   /   5%   /   50%   /   1%</w:t>
-      </w:r>
-    </w:p>
-    <w:p>
-      <w:pPr>
-        <w:spacing w:after="80" w:before="0"/>
-      </w:pPr>
-      <w:r>
-        <w:rPr>
-          <w:color w:val="BBBBBB"/>
-        </w:rPr>
-        <w:t xml:space="preserve">____________________________________________________</w:t>
+    <w:tbl>
+      <w:tblPr>
+        <w:tblW w:type="dxa" w:w="9360"/>
+        <w:tblBorders>
+          <w:top w:val="single" w:color="C7D2DD" w:sz="6"/>
+          <w:left w:val="single" w:color="C7D2DD" w:sz="6"/>
+          <w:bottom w:val="single" w:color="C7D2DD" w:sz="6"/>
+          <w:right w:val="single" w:color="C7D2DD" w:sz="6"/>
+          <w:insideH w:val="single" w:color="C7D2DD" w:sz="6"/>
+          <w:insideV w:val="single" w:color="C7D2DD" w:sz="6"/>
+        </w:tblBorders>
+      </w:tblPr>
+      <w:tblGrid>
+        <w:gridCol w:w="2800"/>
+        <w:gridCol w:w="3560"/>
+        <w:gridCol w:w="3000"/>
+      </w:tblGrid>
+      <w:tr>
+        <w:trPr>
+          <w:cantSplit/>
+          <w:tblHeader/>
+        </w:trPr>
+        <w:tc>
+          <w:tcPr>
+            <w:tcW w:type="dxa" w:w="2800"/>
+            <w:shd w:fill="EEF4F8" w:color="auto" w:val="clear"/>
+            <w:tcMar>
+              <w:top w:type="dxa" w:w="60"/>
+              <w:left w:type="dxa" w:w="100"/>
+              <w:bottom w:type="dxa" w:w="60"/>
+              <w:right w:type="dxa" w:w="100"/>
+            </w:tcMar>
+          </w:tcPr>
+          <w:p>
+            <w:pPr>
+              <w:spacing w:after="0" w:before="0"/>
+            </w:pPr>
+            <w:r>
+              <w:rPr>
+                <w:b/>
+                <w:bCs/>
+                <w:color w:val="0F2B3C"/>
+                <w:sz w:val="16"/>
+                <w:szCs w:val="16"/>
+              </w:rPr>
+              <w:t xml:space="preserve">CORE PROBLEM / GIVEN REPRESENTATION</w:t>
+            </w:r>
+          </w:p>
+        </w:tc>
+        <w:tc>
+          <w:tcPr>
+            <w:tcW w:type="dxa" w:w="3560"/>
+            <w:shd w:fill="EEF4F8" w:color="auto" w:val="clear"/>
+            <w:tcMar>
+              <w:top w:type="dxa" w:w="60"/>
+              <w:left w:type="dxa" w:w="100"/>
+              <w:bottom w:type="dxa" w:w="60"/>
+              <w:right w:type="dxa" w:w="100"/>
+            </w:tcMar>
+          </w:tcPr>
+          <w:p>
+            <w:pPr>
+              <w:spacing w:after="0" w:before="0"/>
+            </w:pPr>
+            <w:r>
+              <w:rPr>
+                <w:b/>
+                <w:bCs/>
+                <w:color w:val="0F2B3C"/>
+                <w:sz w:val="16"/>
+                <w:szCs w:val="16"/>
+              </w:rPr>
+              <w:t xml:space="preserve">WORKING SPACE / CALCULATION STEPS</w:t>
+            </w:r>
+          </w:p>
+        </w:tc>
+        <w:tc>
+          <w:tcPr>
+            <w:tcW w:type="dxa" w:w="3000"/>
+            <w:shd w:fill="FBF3E2" w:color="auto" w:val="clear"/>
+            <w:tcMar>
+              <w:top w:type="dxa" w:w="60"/>
+              <w:left w:type="dxa" w:w="100"/>
+              <w:bottom w:type="dxa" w:w="60"/>
+              <w:right w:type="dxa" w:w="100"/>
+            </w:tcMar>
+          </w:tcPr>
+          <w:p>
+            <w:pPr>
+              <w:spacing w:after="0" w:before="0"/>
+            </w:pPr>
+            <w:r>
+              <w:rPr>
+                <w:b/>
+                <w:bCs/>
+                <w:color w:val="7A5400"/>
+                <w:sz w:val="16"/>
+                <w:szCs w:val="16"/>
+              </w:rPr>
+              <w:t xml:space="preserve">EXPLAIN YOUR REASONING</w:t>
+            </w:r>
+          </w:p>
+        </w:tc>
+      </w:tr>
+      <w:tr>
+        <w:trPr>
+          <w:cantSplit/>
+        </w:trPr>
+        <w:tc>
+          <w:tcPr>
+            <w:tcW w:type="dxa" w:w="2800"/>
+            <w:tcMar>
+              <w:top w:type="dxa" w:w="80"/>
+              <w:left w:type="dxa" w:w="100"/>
+              <w:bottom w:type="dxa" w:w="80"/>
+              <w:right w:type="dxa" w:w="100"/>
+            </w:tcMar>
+            <w:vAlign w:val="top"/>
+          </w:tcPr>
+          <w:p>
+            <w:pPr>
+              <w:spacing w:after="40" w:before="0"/>
+            </w:pPr>
+            <w:r>
+              <w:rPr>
+                <w:b/>
+                <w:bCs/>
+                <w:color w:val="0F2B3C"/>
+                <w:sz w:val="20"/>
+                <w:szCs w:val="20"/>
+              </w:rPr>
+              <w:t xml:space="preserve">1.  Which percent is MORE than one whole?</w:t>
+            </w:r>
+          </w:p>
+          <w:p>
+            <w:pPr>
+              <w:spacing w:after="0" w:before="0"/>
+            </w:pPr>
+            <w:r>
+              <w:rPr>
+                <w:color w:val="5E6E7E"/>
+                <w:sz w:val="18"/>
+                <w:szCs w:val="18"/>
+              </w:rPr>
+              <w:t xml:space="preserve">Choices: 50%   /   100%   /   150%   /   1%</w:t>
+            </w:r>
+          </w:p>
+        </w:tc>
+        <w:tc>
+          <w:tcPr>
+            <w:tcW w:type="dxa" w:w="3560"/>
+            <w:tcMar>
+              <w:top w:type="dxa" w:w="80"/>
+              <w:left w:type="dxa" w:w="100"/>
+              <w:bottom w:type="dxa" w:w="80"/>
+              <w:right w:type="dxa" w:w="100"/>
+            </w:tcMar>
+            <w:vAlign w:val="top"/>
+          </w:tcPr>
+          <w:p>
+            <w:pPr>
+              <w:spacing w:after="50" w:before="0"/>
+            </w:pPr>
+            <w:r>
+              <w:rPr>
+                <w:color w:val="BBBBBB"/>
+                <w:sz w:val="18"/>
+                <w:szCs w:val="18"/>
+              </w:rPr>
+              <w:t xml:space="preserve">____________________________</w:t>
+            </w:r>
+          </w:p>
+          <w:p>
+            <w:pPr>
+              <w:spacing w:after="50" w:before="0"/>
+            </w:pPr>
+            <w:r>
+              <w:rPr>
+                <w:color w:val="BBBBBB"/>
+                <w:sz w:val="18"/>
+                <w:szCs w:val="18"/>
+              </w:rPr>
+              <w:t xml:space="preserve">____________________________</w:t>
+            </w:r>
+          </w:p>
+          <w:p>
+            <w:pPr>
+              <w:spacing w:after="50" w:before="0"/>
+            </w:pPr>
+            <w:r>
+              <w:rPr>
+                <w:color w:val="BBBBBB"/>
+                <w:sz w:val="18"/>
+                <w:szCs w:val="18"/>
+              </w:rPr>
+              <w:t xml:space="preserve">____________________________</w:t>
+            </w:r>
+          </w:p>
+          <w:p>
+            <w:pPr>
+              <w:spacing w:after="50" w:before="0"/>
+            </w:pPr>
+            <w:r>
+              <w:rPr>
+                <w:color w:val="BBBBBB"/>
+                <w:sz w:val="18"/>
+                <w:szCs w:val="18"/>
+              </w:rPr>
+              <w:t xml:space="preserve">____________________________</w:t>
+            </w:r>
+          </w:p>
+        </w:tc>
+        <w:tc>
+          <w:tcPr>
+            <w:tcW w:type="dxa" w:w="3000"/>
+            <w:shd w:fill="FBF3E2" w:color="auto" w:val="clear"/>
+            <w:tcMar>
+              <w:top w:type="dxa" w:w="80"/>
+              <w:left w:type="dxa" w:w="100"/>
+              <w:bottom w:type="dxa" w:w="80"/>
+              <w:right w:type="dxa" w:w="100"/>
+            </w:tcMar>
+            <w:vAlign w:val="top"/>
+          </w:tcPr>
+          <w:p>
+            <w:pPr>
+              <w:spacing w:after="30" w:before="0"/>
+            </w:pPr>
+            <w:r>
+              <w:rPr>
+                <w:b/>
+                <w:bCs/>
+                <w:color w:val="0F2B3C"/>
+                <w:sz w:val="18"/>
+                <w:szCs w:val="18"/>
+              </w:rPr>
+              <w:t xml:space="preserve">Because... ________________</w:t>
+            </w:r>
+          </w:p>
+          <w:p>
+            <w:pPr>
+              <w:spacing w:after="50" w:before="0"/>
+            </w:pPr>
+            <w:r>
+              <w:rPr>
+                <w:color w:val="BBBBBB"/>
+                <w:sz w:val="18"/>
+                <w:szCs w:val="18"/>
+              </w:rPr>
+              <w:t xml:space="preserve">____________________________</w:t>
+            </w:r>
+          </w:p>
+          <w:p>
+            <w:pPr>
+              <w:spacing w:after="30" w:before="40"/>
+            </w:pPr>
+            <w:r>
+              <w:rPr>
+                <w:b/>
+                <w:bCs/>
+                <w:color w:val="1A6FB5"/>
+                <w:sz w:val="18"/>
+                <w:szCs w:val="18"/>
+              </w:rPr>
+              <w:t xml:space="preserve">Although... _______________</w:t>
+            </w:r>
+          </w:p>
+          <w:p>
+            <w:pPr>
+              <w:spacing w:after="50" w:before="0"/>
+            </w:pPr>
+            <w:r>
+              <w:rPr>
+                <w:color w:val="BBBBBB"/>
+                <w:sz w:val="18"/>
+                <w:szCs w:val="18"/>
+              </w:rPr>
+              <w:t xml:space="preserve">____________________________</w:t>
+            </w:r>
+          </w:p>
+          <w:p>
+            <w:pPr>
+              <w:spacing w:after="30" w:before="40"/>
+            </w:pPr>
+            <w:r>
+              <w:rPr>
+                <w:b/>
+                <w:bCs/>
+                <w:color w:val="7A5400"/>
+                <w:sz w:val="18"/>
+                <w:szCs w:val="18"/>
+              </w:rPr>
+              <w:t xml:space="preserve">Therefore... ______________</w:t>
+            </w:r>
+          </w:p>
+          <w:p>
+            <w:pPr>
+              <w:spacing w:after="50" w:before="0"/>
+            </w:pPr>
+            <w:r>
+              <w:rPr>
+                <w:color w:val="BBBBBB"/>
+                <w:sz w:val="18"/>
+                <w:szCs w:val="18"/>
+              </w:rPr>
+              <w:t xml:space="preserve">____________________________</w:t>
+            </w:r>
+          </w:p>
+        </w:tc>
+      </w:tr>
+    </w:tbl>
+    <w:p>
+      <w:pPr>
+        <w:spacing w:after="60" w:before="0"/>
+      </w:pPr>
+      <w:r>
+        <w:t xml:space="preserve"/>
+      </w:r>
+    </w:p>
+    <w:tbl>
+      <w:tblPr>
+        <w:tblW w:type="dxa" w:w="9360"/>
+        <w:tblBorders>
+          <w:top w:val="single" w:color="C7D2DD" w:sz="6"/>
+          <w:left w:val="single" w:color="C7D2DD" w:sz="6"/>
+          <w:bottom w:val="single" w:color="C7D2DD" w:sz="6"/>
+          <w:right w:val="single" w:color="C7D2DD" w:sz="6"/>
+          <w:insideH w:val="single" w:color="C7D2DD" w:sz="6"/>
+          <w:insideV w:val="single" w:color="C7D2DD" w:sz="6"/>
+        </w:tblBorders>
+      </w:tblPr>
+      <w:tblGrid>
+        <w:gridCol w:w="2800"/>
+        <w:gridCol w:w="3560"/>
+        <w:gridCol w:w="3000"/>
+      </w:tblGrid>
+      <w:tr>
+        <w:trPr>
+          <w:cantSplit/>
+          <w:tblHeader/>
+        </w:trPr>
+        <w:tc>
+          <w:tcPr>
+            <w:tcW w:type="dxa" w:w="2800"/>
+            <w:shd w:fill="EEF4F8" w:color="auto" w:val="clear"/>
+            <w:tcMar>
+              <w:top w:type="dxa" w:w="60"/>
+              <w:left w:type="dxa" w:w="100"/>
+              <w:bottom w:type="dxa" w:w="60"/>
+              <w:right w:type="dxa" w:w="100"/>
+            </w:tcMar>
+          </w:tcPr>
+          <w:p>
+            <w:pPr>
+              <w:spacing w:after="0" w:before="0"/>
+            </w:pPr>
+            <w:r>
+              <w:rPr>
+                <w:b/>
+                <w:bCs/>
+                <w:color w:val="0F2B3C"/>
+                <w:sz w:val="16"/>
+                <w:szCs w:val="16"/>
+              </w:rPr>
+              <w:t xml:space="preserve">CORE PROBLEM / GIVEN REPRESENTATION</w:t>
+            </w:r>
+          </w:p>
+        </w:tc>
+        <w:tc>
+          <w:tcPr>
+            <w:tcW w:type="dxa" w:w="3560"/>
+            <w:shd w:fill="EEF4F8" w:color="auto" w:val="clear"/>
+            <w:tcMar>
+              <w:top w:type="dxa" w:w="60"/>
+              <w:left w:type="dxa" w:w="100"/>
+              <w:bottom w:type="dxa" w:w="60"/>
+              <w:right w:type="dxa" w:w="100"/>
+            </w:tcMar>
+          </w:tcPr>
+          <w:p>
+            <w:pPr>
+              <w:spacing w:after="0" w:before="0"/>
+            </w:pPr>
+            <w:r>
+              <w:rPr>
+                <w:b/>
+                <w:bCs/>
+                <w:color w:val="0F2B3C"/>
+                <w:sz w:val="16"/>
+                <w:szCs w:val="16"/>
+              </w:rPr>
+              <w:t xml:space="preserve">WORKING SPACE / CALCULATION STEPS</w:t>
+            </w:r>
+          </w:p>
+        </w:tc>
+        <w:tc>
+          <w:tcPr>
+            <w:tcW w:type="dxa" w:w="3000"/>
+            <w:shd w:fill="FBF3E2" w:color="auto" w:val="clear"/>
+            <w:tcMar>
+              <w:top w:type="dxa" w:w="60"/>
+              <w:left w:type="dxa" w:w="100"/>
+              <w:bottom w:type="dxa" w:w="60"/>
+              <w:right w:type="dxa" w:w="100"/>
+            </w:tcMar>
+          </w:tcPr>
+          <w:p>
+            <w:pPr>
+              <w:spacing w:after="0" w:before="0"/>
+            </w:pPr>
+            <w:r>
+              <w:rPr>
+                <w:b/>
+                <w:bCs/>
+                <w:color w:val="7A5400"/>
+                <w:sz w:val="16"/>
+                <w:szCs w:val="16"/>
+              </w:rPr>
+              <w:t xml:space="preserve">EXPLAIN YOUR REASONING</w:t>
+            </w:r>
+          </w:p>
+        </w:tc>
+      </w:tr>
+      <w:tr>
+        <w:trPr>
+          <w:cantSplit/>
+        </w:trPr>
+        <w:tc>
+          <w:tcPr>
+            <w:tcW w:type="dxa" w:w="2800"/>
+            <w:tcMar>
+              <w:top w:type="dxa" w:w="80"/>
+              <w:left w:type="dxa" w:w="100"/>
+              <w:bottom w:type="dxa" w:w="80"/>
+              <w:right w:type="dxa" w:w="100"/>
+            </w:tcMar>
+            <w:vAlign w:val="top"/>
+          </w:tcPr>
+          <w:p>
+            <w:pPr>
+              <w:spacing w:after="40" w:before="0"/>
+            </w:pPr>
+            <w:r>
+              <w:rPr>
+                <w:b/>
+                <w:bCs/>
+                <w:color w:val="0F2B3C"/>
+                <w:sz w:val="20"/>
+                <w:szCs w:val="20"/>
+              </w:rPr>
+              <w:t xml:space="preserve">2.  Write 200% as a number of wholes.</w:t>
+            </w:r>
+          </w:p>
+          <w:p>
+            <w:pPr>
+              <w:spacing w:after="0" w:before="0"/>
+            </w:pPr>
+            <w:r>
+              <w:rPr>
+                <w:color w:val="5E6E7E"/>
+                <w:sz w:val="18"/>
+                <w:szCs w:val="18"/>
+              </w:rPr>
+              <w:t xml:space="preserve">Choices: 0.2   /   2   /   20   /   200</w:t>
+            </w:r>
+          </w:p>
+        </w:tc>
+        <w:tc>
+          <w:tcPr>
+            <w:tcW w:type="dxa" w:w="3560"/>
+            <w:tcMar>
+              <w:top w:type="dxa" w:w="80"/>
+              <w:left w:type="dxa" w:w="100"/>
+              <w:bottom w:type="dxa" w:w="80"/>
+              <w:right w:type="dxa" w:w="100"/>
+            </w:tcMar>
+            <w:vAlign w:val="top"/>
+          </w:tcPr>
+          <w:p>
+            <w:pPr>
+              <w:spacing w:after="50" w:before="0"/>
+            </w:pPr>
+            <w:r>
+              <w:rPr>
+                <w:color w:val="BBBBBB"/>
+                <w:sz w:val="18"/>
+                <w:szCs w:val="18"/>
+              </w:rPr>
+              <w:t xml:space="preserve">____________________________</w:t>
+            </w:r>
+          </w:p>
+          <w:p>
+            <w:pPr>
+              <w:spacing w:after="50" w:before="0"/>
+            </w:pPr>
+            <w:r>
+              <w:rPr>
+                <w:color w:val="BBBBBB"/>
+                <w:sz w:val="18"/>
+                <w:szCs w:val="18"/>
+              </w:rPr>
+              <w:t xml:space="preserve">____________________________</w:t>
+            </w:r>
+          </w:p>
+          <w:p>
+            <w:pPr>
+              <w:spacing w:after="50" w:before="0"/>
+            </w:pPr>
+            <w:r>
+              <w:rPr>
+                <w:color w:val="BBBBBB"/>
+                <w:sz w:val="18"/>
+                <w:szCs w:val="18"/>
+              </w:rPr>
+              <w:t xml:space="preserve">____________________________</w:t>
+            </w:r>
+          </w:p>
+          <w:p>
+            <w:pPr>
+              <w:spacing w:after="50" w:before="0"/>
+            </w:pPr>
+            <w:r>
+              <w:rPr>
+                <w:color w:val="BBBBBB"/>
+                <w:sz w:val="18"/>
+                <w:szCs w:val="18"/>
+              </w:rPr>
+              <w:t xml:space="preserve">____________________________</w:t>
+            </w:r>
+          </w:p>
+        </w:tc>
+        <w:tc>
+          <w:tcPr>
+            <w:tcW w:type="dxa" w:w="3000"/>
+            <w:shd w:fill="FBF3E2" w:color="auto" w:val="clear"/>
+            <w:tcMar>
+              <w:top w:type="dxa" w:w="80"/>
+              <w:left w:type="dxa" w:w="100"/>
+              <w:bottom w:type="dxa" w:w="80"/>
+              <w:right w:type="dxa" w:w="100"/>
+            </w:tcMar>
+            <w:vAlign w:val="top"/>
+          </w:tcPr>
+          <w:p>
+            <w:pPr>
+              <w:spacing w:after="30" w:before="0"/>
+            </w:pPr>
+            <w:r>
+              <w:rPr>
+                <w:b/>
+                <w:bCs/>
+                <w:color w:val="0F2B3C"/>
+                <w:sz w:val="18"/>
+                <w:szCs w:val="18"/>
+              </w:rPr>
+              <w:t xml:space="preserve">Because... ________________</w:t>
+            </w:r>
+          </w:p>
+          <w:p>
+            <w:pPr>
+              <w:spacing w:after="50" w:before="0"/>
+            </w:pPr>
+            <w:r>
+              <w:rPr>
+                <w:color w:val="BBBBBB"/>
+                <w:sz w:val="18"/>
+                <w:szCs w:val="18"/>
+              </w:rPr>
+              <w:t xml:space="preserve">____________________________</w:t>
+            </w:r>
+          </w:p>
+          <w:p>
+            <w:pPr>
+              <w:spacing w:after="30" w:before="40"/>
+            </w:pPr>
+            <w:r>
+              <w:rPr>
+                <w:b/>
+                <w:bCs/>
+                <w:color w:val="1A6FB5"/>
+                <w:sz w:val="18"/>
+                <w:szCs w:val="18"/>
+              </w:rPr>
+              <w:t xml:space="preserve">Although... _______________</w:t>
+            </w:r>
+          </w:p>
+          <w:p>
+            <w:pPr>
+              <w:spacing w:after="50" w:before="0"/>
+            </w:pPr>
+            <w:r>
+              <w:rPr>
+                <w:color w:val="BBBBBB"/>
+                <w:sz w:val="18"/>
+                <w:szCs w:val="18"/>
+              </w:rPr>
+              <w:t xml:space="preserve">____________________________</w:t>
+            </w:r>
+          </w:p>
+          <w:p>
+            <w:pPr>
+              <w:spacing w:after="30" w:before="40"/>
+            </w:pPr>
+            <w:r>
+              <w:rPr>
+                <w:b/>
+                <w:bCs/>
+                <w:color w:val="7A5400"/>
+                <w:sz w:val="18"/>
+                <w:szCs w:val="18"/>
+              </w:rPr>
+              <w:t xml:space="preserve">Therefore... ______________</w:t>
+            </w:r>
+          </w:p>
+          <w:p>
+            <w:pPr>
+              <w:spacing w:after="50" w:before="0"/>
+            </w:pPr>
+            <w:r>
+              <w:rPr>
+                <w:color w:val="BBBBBB"/>
+                <w:sz w:val="18"/>
+                <w:szCs w:val="18"/>
+              </w:rPr>
+              <w:t xml:space="preserve">____________________________</w:t>
+            </w:r>
+          </w:p>
+        </w:tc>
+      </w:tr>
+    </w:tbl>
+    <w:p>
+      <w:pPr>
+        <w:spacing w:after="60" w:before="0"/>
+      </w:pPr>
+      <w:r>
+        <w:t xml:space="preserve"/>
+      </w:r>
+    </w:p>
+    <w:tbl>
+      <w:tblPr>
+        <w:tblW w:type="dxa" w:w="9360"/>
+        <w:tblBorders>
+          <w:top w:val="single" w:color="C7D2DD" w:sz="6"/>
+          <w:left w:val="single" w:color="C7D2DD" w:sz="6"/>
+          <w:bottom w:val="single" w:color="C7D2DD" w:sz="6"/>
+          <w:right w:val="single" w:color="C7D2DD" w:sz="6"/>
+          <w:insideH w:val="single" w:color="C7D2DD" w:sz="6"/>
+          <w:insideV w:val="single" w:color="C7D2DD" w:sz="6"/>
+        </w:tblBorders>
+      </w:tblPr>
+      <w:tblGrid>
+        <w:gridCol w:w="2800"/>
+        <w:gridCol w:w="3560"/>
+        <w:gridCol w:w="3000"/>
+      </w:tblGrid>
+      <w:tr>
+        <w:trPr>
+          <w:cantSplit/>
+          <w:tblHeader/>
+        </w:trPr>
+        <w:tc>
+          <w:tcPr>
+            <w:tcW w:type="dxa" w:w="2800"/>
+            <w:shd w:fill="EEF4F8" w:color="auto" w:val="clear"/>
+            <w:tcMar>
+              <w:top w:type="dxa" w:w="60"/>
+              <w:left w:type="dxa" w:w="100"/>
+              <w:bottom w:type="dxa" w:w="60"/>
+              <w:right w:type="dxa" w:w="100"/>
+            </w:tcMar>
+          </w:tcPr>
+          <w:p>
+            <w:pPr>
+              <w:spacing w:after="0" w:before="0"/>
+            </w:pPr>
+            <w:r>
+              <w:rPr>
+                <w:b/>
+                <w:bCs/>
+                <w:color w:val="0F2B3C"/>
+                <w:sz w:val="16"/>
+                <w:szCs w:val="16"/>
+              </w:rPr>
+              <w:t xml:space="preserve">CORE PROBLEM / GIVEN REPRESENTATION</w:t>
+            </w:r>
+          </w:p>
+        </w:tc>
+        <w:tc>
+          <w:tcPr>
+            <w:tcW w:type="dxa" w:w="3560"/>
+            <w:shd w:fill="EEF4F8" w:color="auto" w:val="clear"/>
+            <w:tcMar>
+              <w:top w:type="dxa" w:w="60"/>
+              <w:left w:type="dxa" w:w="100"/>
+              <w:bottom w:type="dxa" w:w="60"/>
+              <w:right w:type="dxa" w:w="100"/>
+            </w:tcMar>
+          </w:tcPr>
+          <w:p>
+            <w:pPr>
+              <w:spacing w:after="0" w:before="0"/>
+            </w:pPr>
+            <w:r>
+              <w:rPr>
+                <w:b/>
+                <w:bCs/>
+                <w:color w:val="0F2B3C"/>
+                <w:sz w:val="16"/>
+                <w:szCs w:val="16"/>
+              </w:rPr>
+              <w:t xml:space="preserve">WORKING SPACE / CALCULATION STEPS</w:t>
+            </w:r>
+          </w:p>
+        </w:tc>
+        <w:tc>
+          <w:tcPr>
+            <w:tcW w:type="dxa" w:w="3000"/>
+            <w:shd w:fill="FBF3E2" w:color="auto" w:val="clear"/>
+            <w:tcMar>
+              <w:top w:type="dxa" w:w="60"/>
+              <w:left w:type="dxa" w:w="100"/>
+              <w:bottom w:type="dxa" w:w="60"/>
+              <w:right w:type="dxa" w:w="100"/>
+            </w:tcMar>
+          </w:tcPr>
+          <w:p>
+            <w:pPr>
+              <w:spacing w:after="0" w:before="0"/>
+            </w:pPr>
+            <w:r>
+              <w:rPr>
+                <w:b/>
+                <w:bCs/>
+                <w:color w:val="7A5400"/>
+                <w:sz w:val="16"/>
+                <w:szCs w:val="16"/>
+              </w:rPr>
+              <w:t xml:space="preserve">EXPLAIN YOUR REASONING</w:t>
+            </w:r>
+          </w:p>
+        </w:tc>
+      </w:tr>
+      <w:tr>
+        <w:trPr>
+          <w:cantSplit/>
+        </w:trPr>
+        <w:tc>
+          <w:tcPr>
+            <w:tcW w:type="dxa" w:w="2800"/>
+            <w:tcMar>
+              <w:top w:type="dxa" w:w="80"/>
+              <w:left w:type="dxa" w:w="100"/>
+              <w:bottom w:type="dxa" w:w="80"/>
+              <w:right w:type="dxa" w:w="100"/>
+            </w:tcMar>
+            <w:vAlign w:val="top"/>
+          </w:tcPr>
+          <w:p>
+            <w:pPr>
+              <w:spacing w:after="40" w:before="0"/>
+            </w:pPr>
+            <w:r>
+              <w:rPr>
+                <w:b/>
+                <w:bCs/>
+                <w:color w:val="0F2B3C"/>
+                <w:sz w:val="20"/>
+                <w:szCs w:val="20"/>
+              </w:rPr>
+              <w:t xml:space="preserve">3.  Which percent is the SMALLEST?</w:t>
+            </w:r>
+          </w:p>
+          <w:p>
+            <w:pPr>
+              <w:spacing w:after="0" w:before="0"/>
+            </w:pPr>
+            <w:r>
+              <w:rPr>
+                <w:color w:val="5E6E7E"/>
+                <w:sz w:val="18"/>
+                <w:szCs w:val="18"/>
+              </w:rPr>
+              <w:t xml:space="preserve">Choices: 0.5%   /   5%   /   50%   /   1%</w:t>
+            </w:r>
+          </w:p>
+        </w:tc>
+        <w:tc>
+          <w:tcPr>
+            <w:tcW w:type="dxa" w:w="3560"/>
+            <w:tcMar>
+              <w:top w:type="dxa" w:w="80"/>
+              <w:left w:type="dxa" w:w="100"/>
+              <w:bottom w:type="dxa" w:w="80"/>
+              <w:right w:type="dxa" w:w="100"/>
+            </w:tcMar>
+            <w:vAlign w:val="top"/>
+          </w:tcPr>
+          <w:p>
+            <w:pPr>
+              <w:spacing w:after="50" w:before="0"/>
+            </w:pPr>
+            <w:r>
+              <w:rPr>
+                <w:color w:val="BBBBBB"/>
+                <w:sz w:val="18"/>
+                <w:szCs w:val="18"/>
+              </w:rPr>
+              <w:t xml:space="preserve">____________________________</w:t>
+            </w:r>
+          </w:p>
+          <w:p>
+            <w:pPr>
+              <w:spacing w:after="50" w:before="0"/>
+            </w:pPr>
+            <w:r>
+              <w:rPr>
+                <w:color w:val="BBBBBB"/>
+                <w:sz w:val="18"/>
+                <w:szCs w:val="18"/>
+              </w:rPr>
+              <w:t xml:space="preserve">____________________________</w:t>
+            </w:r>
+          </w:p>
+          <w:p>
+            <w:pPr>
+              <w:spacing w:after="50" w:before="0"/>
+            </w:pPr>
+            <w:r>
+              <w:rPr>
+                <w:color w:val="BBBBBB"/>
+                <w:sz w:val="18"/>
+                <w:szCs w:val="18"/>
+              </w:rPr>
+              <w:t xml:space="preserve">____________________________</w:t>
+            </w:r>
+          </w:p>
+          <w:p>
+            <w:pPr>
+              <w:spacing w:after="50" w:before="0"/>
+            </w:pPr>
+            <w:r>
+              <w:rPr>
+                <w:color w:val="BBBBBB"/>
+                <w:sz w:val="18"/>
+                <w:szCs w:val="18"/>
+              </w:rPr>
+              <w:t xml:space="preserve">____________________________</w:t>
+            </w:r>
+          </w:p>
+        </w:tc>
+        <w:tc>
+          <w:tcPr>
+            <w:tcW w:type="dxa" w:w="3000"/>
+            <w:shd w:fill="FBF3E2" w:color="auto" w:val="clear"/>
+            <w:tcMar>
+              <w:top w:type="dxa" w:w="80"/>
+              <w:left w:type="dxa" w:w="100"/>
+              <w:bottom w:type="dxa" w:w="80"/>
+              <w:right w:type="dxa" w:w="100"/>
+            </w:tcMar>
+            <w:vAlign w:val="top"/>
+          </w:tcPr>
+          <w:p>
+            <w:pPr>
+              <w:spacing w:after="30" w:before="0"/>
+            </w:pPr>
+            <w:r>
+              <w:rPr>
+                <w:b/>
+                <w:bCs/>
+                <w:color w:val="0F2B3C"/>
+                <w:sz w:val="18"/>
+                <w:szCs w:val="18"/>
+              </w:rPr>
+              <w:t xml:space="preserve">Because... ________________</w:t>
+            </w:r>
+          </w:p>
+          <w:p>
+            <w:pPr>
+              <w:spacing w:after="50" w:before="0"/>
+            </w:pPr>
+            <w:r>
+              <w:rPr>
+                <w:color w:val="BBBBBB"/>
+                <w:sz w:val="18"/>
+                <w:szCs w:val="18"/>
+              </w:rPr>
+              <w:t xml:space="preserve">____________________________</w:t>
+            </w:r>
+          </w:p>
+          <w:p>
+            <w:pPr>
+              <w:spacing w:after="30" w:before="40"/>
+            </w:pPr>
+            <w:r>
+              <w:rPr>
+                <w:b/>
+                <w:bCs/>
+                <w:color w:val="1A6FB5"/>
+                <w:sz w:val="18"/>
+                <w:szCs w:val="18"/>
+              </w:rPr>
+              <w:t xml:space="preserve">Although... _______________</w:t>
+            </w:r>
+          </w:p>
+          <w:p>
+            <w:pPr>
+              <w:spacing w:after="50" w:before="0"/>
+            </w:pPr>
+            <w:r>
+              <w:rPr>
+                <w:color w:val="BBBBBB"/>
+                <w:sz w:val="18"/>
+                <w:szCs w:val="18"/>
+              </w:rPr>
+              <w:t xml:space="preserve">____________________________</w:t>
+            </w:r>
+          </w:p>
+          <w:p>
+            <w:pPr>
+              <w:spacing w:after="30" w:before="40"/>
+            </w:pPr>
+            <w:r>
+              <w:rPr>
+                <w:b/>
+                <w:bCs/>
+                <w:color w:val="7A5400"/>
+                <w:sz w:val="18"/>
+                <w:szCs w:val="18"/>
+              </w:rPr>
+              <w:t xml:space="preserve">Therefore... ______________</w:t>
+            </w:r>
+          </w:p>
+          <w:p>
+            <w:pPr>
+              <w:spacing w:after="50" w:before="0"/>
+            </w:pPr>
+            <w:r>
+              <w:rPr>
+                <w:color w:val="BBBBBB"/>
+                <w:sz w:val="18"/>
+                <w:szCs w:val="18"/>
+              </w:rPr>
+              <w:t xml:space="preserve">____________________________</w:t>
+            </w:r>
+          </w:p>
+        </w:tc>
+      </w:tr>
+    </w:tbl>
+    <w:p>
+      <w:pPr>
+        <w:spacing w:after="60" w:before="0"/>
+      </w:pPr>
+      <w:r>
+        <w:t xml:space="preserve"/>
       </w:r>
     </w:p>
     <w:p>
@@ -375,76 +3325,642 @@
         <w:t xml:space="preserve">Stretch into decimals.</w:t>
       </w:r>
     </w:p>
-    <w:p>
-      <w:pPr>
-        <w:spacing w:after="40" w:before="0"/>
-      </w:pPr>
-      <w:r>
-        <w:rPr>
-          <w:sz w:val="22"/>
-          <w:szCs w:val="22"/>
-        </w:rPr>
-        <w:t xml:space="preserve">1.  Write 150% as a decimal.</w:t>
-      </w:r>
-    </w:p>
-    <w:p>
-      <w:pPr>
-        <w:spacing w:after="40" w:before="0"/>
-      </w:pPr>
-      <w:r>
-        <w:rPr>
-          <w:color w:val="5E6E7E"/>
-          <w:sz w:val="20"/>
-          <w:szCs w:val="20"/>
-        </w:rPr>
-        <w:t xml:space="preserve">     choices: 0.15   /   1.5   /   15.0   /   150.0</w:t>
-      </w:r>
-    </w:p>
-    <w:p>
-      <w:pPr>
-        <w:spacing w:after="80" w:before="0"/>
-      </w:pPr>
-      <w:r>
-        <w:rPr>
-          <w:color w:val="BBBBBB"/>
-        </w:rPr>
-        <w:t xml:space="preserve">____________________________________________________</w:t>
-      </w:r>
-    </w:p>
-    <w:p>
-      <w:pPr>
-        <w:spacing w:after="40" w:before="0"/>
-      </w:pPr>
-      <w:r>
-        <w:rPr>
-          <w:sz w:val="22"/>
-          <w:szCs w:val="22"/>
-        </w:rPr>
-        <w:t xml:space="preserve">2.  Write 0.5% as a decimal.</w:t>
-      </w:r>
-    </w:p>
-    <w:p>
-      <w:pPr>
-        <w:spacing w:after="40" w:before="0"/>
-      </w:pPr>
-      <w:r>
-        <w:rPr>
-          <w:color w:val="5E6E7E"/>
-          <w:sz w:val="20"/>
-          <w:szCs w:val="20"/>
-        </w:rPr>
-        <w:t xml:space="preserve">     choices: 0.005   /   0.05   /   0.5   /   5.0</w:t>
-      </w:r>
-    </w:p>
-    <w:p>
-      <w:pPr>
-        <w:spacing w:after="80" w:before="0"/>
-      </w:pPr>
-      <w:r>
-        <w:rPr>
-          <w:color w:val="BBBBBB"/>
-        </w:rPr>
-        <w:t xml:space="preserve">____________________________________________________</w:t>
+    <w:tbl>
+      <w:tblPr>
+        <w:tblW w:type="dxa" w:w="9360"/>
+        <w:tblBorders>
+          <w:top w:val="single" w:color="C7D2DD" w:sz="6"/>
+          <w:left w:val="single" w:color="C7D2DD" w:sz="6"/>
+          <w:bottom w:val="single" w:color="C7D2DD" w:sz="6"/>
+          <w:right w:val="single" w:color="C7D2DD" w:sz="6"/>
+          <w:insideH w:val="single" w:color="C7D2DD" w:sz="6"/>
+          <w:insideV w:val="single" w:color="C7D2DD" w:sz="6"/>
+        </w:tblBorders>
+      </w:tblPr>
+      <w:tblGrid>
+        <w:gridCol w:w="2800"/>
+        <w:gridCol w:w="3560"/>
+        <w:gridCol w:w="3000"/>
+      </w:tblGrid>
+      <w:tr>
+        <w:trPr>
+          <w:cantSplit/>
+          <w:tblHeader/>
+        </w:trPr>
+        <w:tc>
+          <w:tcPr>
+            <w:tcW w:type="dxa" w:w="2800"/>
+            <w:shd w:fill="EEF4F8" w:color="auto" w:val="clear"/>
+            <w:tcMar>
+              <w:top w:type="dxa" w:w="60"/>
+              <w:left w:type="dxa" w:w="100"/>
+              <w:bottom w:type="dxa" w:w="60"/>
+              <w:right w:type="dxa" w:w="100"/>
+            </w:tcMar>
+          </w:tcPr>
+          <w:p>
+            <w:pPr>
+              <w:spacing w:after="0" w:before="0"/>
+            </w:pPr>
+            <w:r>
+              <w:rPr>
+                <w:b/>
+                <w:bCs/>
+                <w:color w:val="0F2B3C"/>
+                <w:sz w:val="16"/>
+                <w:szCs w:val="16"/>
+              </w:rPr>
+              <w:t xml:space="preserve">CORE PROBLEM / GIVEN REPRESENTATION</w:t>
+            </w:r>
+          </w:p>
+        </w:tc>
+        <w:tc>
+          <w:tcPr>
+            <w:tcW w:type="dxa" w:w="3560"/>
+            <w:shd w:fill="EEF4F8" w:color="auto" w:val="clear"/>
+            <w:tcMar>
+              <w:top w:type="dxa" w:w="60"/>
+              <w:left w:type="dxa" w:w="100"/>
+              <w:bottom w:type="dxa" w:w="60"/>
+              <w:right w:type="dxa" w:w="100"/>
+            </w:tcMar>
+          </w:tcPr>
+          <w:p>
+            <w:pPr>
+              <w:spacing w:after="0" w:before="0"/>
+            </w:pPr>
+            <w:r>
+              <w:rPr>
+                <w:b/>
+                <w:bCs/>
+                <w:color w:val="0F2B3C"/>
+                <w:sz w:val="16"/>
+                <w:szCs w:val="16"/>
+              </w:rPr>
+              <w:t xml:space="preserve">WORKING SPACE / CALCULATION STEPS</w:t>
+            </w:r>
+          </w:p>
+        </w:tc>
+        <w:tc>
+          <w:tcPr>
+            <w:tcW w:type="dxa" w:w="3000"/>
+            <w:shd w:fill="FBF3E2" w:color="auto" w:val="clear"/>
+            <w:tcMar>
+              <w:top w:type="dxa" w:w="60"/>
+              <w:left w:type="dxa" w:w="100"/>
+              <w:bottom w:type="dxa" w:w="60"/>
+              <w:right w:type="dxa" w:w="100"/>
+            </w:tcMar>
+          </w:tcPr>
+          <w:p>
+            <w:pPr>
+              <w:spacing w:after="0" w:before="0"/>
+            </w:pPr>
+            <w:r>
+              <w:rPr>
+                <w:b/>
+                <w:bCs/>
+                <w:color w:val="7A5400"/>
+                <w:sz w:val="16"/>
+                <w:szCs w:val="16"/>
+              </w:rPr>
+              <w:t xml:space="preserve">EXPLAIN YOUR REASONING</w:t>
+            </w:r>
+          </w:p>
+        </w:tc>
+      </w:tr>
+      <w:tr>
+        <w:trPr>
+          <w:cantSplit/>
+        </w:trPr>
+        <w:tc>
+          <w:tcPr>
+            <w:tcW w:type="dxa" w:w="2800"/>
+            <w:tcMar>
+              <w:top w:type="dxa" w:w="80"/>
+              <w:left w:type="dxa" w:w="100"/>
+              <w:bottom w:type="dxa" w:w="80"/>
+              <w:right w:type="dxa" w:w="100"/>
+            </w:tcMar>
+            <w:vAlign w:val="top"/>
+          </w:tcPr>
+          <w:p>
+            <w:pPr>
+              <w:spacing w:after="40" w:before="0"/>
+            </w:pPr>
+            <w:r>
+              <w:rPr>
+                <w:b/>
+                <w:bCs/>
+                <w:color w:val="0F2B3C"/>
+                <w:sz w:val="20"/>
+                <w:szCs w:val="20"/>
+              </w:rPr>
+              <w:t xml:space="preserve">1.  Write 150% as a decimal.</w:t>
+            </w:r>
+          </w:p>
+          <w:p>
+            <w:pPr>
+              <w:spacing w:after="0" w:before="0"/>
+            </w:pPr>
+            <w:r>
+              <w:rPr>
+                <w:color w:val="5E6E7E"/>
+                <w:sz w:val="18"/>
+                <w:szCs w:val="18"/>
+              </w:rPr>
+              <w:t xml:space="preserve">Choices: 0.15   /   1.5   /   15.0   /   150.0</w:t>
+            </w:r>
+          </w:p>
+        </w:tc>
+        <w:tc>
+          <w:tcPr>
+            <w:tcW w:type="dxa" w:w="3560"/>
+            <w:tcMar>
+              <w:top w:type="dxa" w:w="80"/>
+              <w:left w:type="dxa" w:w="100"/>
+              <w:bottom w:type="dxa" w:w="80"/>
+              <w:right w:type="dxa" w:w="100"/>
+            </w:tcMar>
+            <w:vAlign w:val="top"/>
+          </w:tcPr>
+          <w:p>
+            <w:pPr>
+              <w:spacing w:after="50" w:before="0"/>
+            </w:pPr>
+            <w:r>
+              <w:rPr>
+                <w:color w:val="BBBBBB"/>
+                <w:sz w:val="18"/>
+                <w:szCs w:val="18"/>
+              </w:rPr>
+              <w:t xml:space="preserve">____________________________</w:t>
+            </w:r>
+          </w:p>
+          <w:p>
+            <w:pPr>
+              <w:spacing w:after="50" w:before="0"/>
+            </w:pPr>
+            <w:r>
+              <w:rPr>
+                <w:color w:val="BBBBBB"/>
+                <w:sz w:val="18"/>
+                <w:szCs w:val="18"/>
+              </w:rPr>
+              <w:t xml:space="preserve">____________________________</w:t>
+            </w:r>
+          </w:p>
+          <w:p>
+            <w:pPr>
+              <w:spacing w:after="50" w:before="0"/>
+            </w:pPr>
+            <w:r>
+              <w:rPr>
+                <w:color w:val="BBBBBB"/>
+                <w:sz w:val="18"/>
+                <w:szCs w:val="18"/>
+              </w:rPr>
+              <w:t xml:space="preserve">____________________________</w:t>
+            </w:r>
+          </w:p>
+          <w:p>
+            <w:pPr>
+              <w:spacing w:after="50" w:before="0"/>
+            </w:pPr>
+            <w:r>
+              <w:rPr>
+                <w:color w:val="BBBBBB"/>
+                <w:sz w:val="18"/>
+                <w:szCs w:val="18"/>
+              </w:rPr>
+              <w:t xml:space="preserve">____________________________</w:t>
+            </w:r>
+          </w:p>
+        </w:tc>
+        <w:tc>
+          <w:tcPr>
+            <w:tcW w:type="dxa" w:w="3000"/>
+            <w:shd w:fill="FBF3E2" w:color="auto" w:val="clear"/>
+            <w:tcMar>
+              <w:top w:type="dxa" w:w="80"/>
+              <w:left w:type="dxa" w:w="100"/>
+              <w:bottom w:type="dxa" w:w="80"/>
+              <w:right w:type="dxa" w:w="100"/>
+            </w:tcMar>
+            <w:vAlign w:val="top"/>
+          </w:tcPr>
+          <w:p>
+            <w:pPr>
+              <w:spacing w:after="30" w:before="0"/>
+            </w:pPr>
+            <w:r>
+              <w:rPr>
+                <w:b/>
+                <w:bCs/>
+                <w:color w:val="0F2B3C"/>
+                <w:sz w:val="18"/>
+                <w:szCs w:val="18"/>
+              </w:rPr>
+              <w:t xml:space="preserve">Because... ________________</w:t>
+            </w:r>
+          </w:p>
+          <w:p>
+            <w:pPr>
+              <w:spacing w:after="50" w:before="0"/>
+            </w:pPr>
+            <w:r>
+              <w:rPr>
+                <w:color w:val="BBBBBB"/>
+                <w:sz w:val="18"/>
+                <w:szCs w:val="18"/>
+              </w:rPr>
+              <w:t xml:space="preserve">____________________________</w:t>
+            </w:r>
+          </w:p>
+          <w:p>
+            <w:pPr>
+              <w:spacing w:after="30" w:before="40"/>
+            </w:pPr>
+            <w:r>
+              <w:rPr>
+                <w:b/>
+                <w:bCs/>
+                <w:color w:val="1A6FB5"/>
+                <w:sz w:val="18"/>
+                <w:szCs w:val="18"/>
+              </w:rPr>
+              <w:t xml:space="preserve">Although... _______________</w:t>
+            </w:r>
+          </w:p>
+          <w:p>
+            <w:pPr>
+              <w:spacing w:after="50" w:before="0"/>
+            </w:pPr>
+            <w:r>
+              <w:rPr>
+                <w:color w:val="BBBBBB"/>
+                <w:sz w:val="18"/>
+                <w:szCs w:val="18"/>
+              </w:rPr>
+              <w:t xml:space="preserve">____________________________</w:t>
+            </w:r>
+          </w:p>
+          <w:p>
+            <w:pPr>
+              <w:spacing w:after="30" w:before="40"/>
+            </w:pPr>
+            <w:r>
+              <w:rPr>
+                <w:b/>
+                <w:bCs/>
+                <w:color w:val="7A5400"/>
+                <w:sz w:val="18"/>
+                <w:szCs w:val="18"/>
+              </w:rPr>
+              <w:t xml:space="preserve">Therefore... ______________</w:t>
+            </w:r>
+          </w:p>
+          <w:p>
+            <w:pPr>
+              <w:spacing w:after="50" w:before="0"/>
+            </w:pPr>
+            <w:r>
+              <w:rPr>
+                <w:color w:val="BBBBBB"/>
+                <w:sz w:val="18"/>
+                <w:szCs w:val="18"/>
+              </w:rPr>
+              <w:t xml:space="preserve">____________________________</w:t>
+            </w:r>
+          </w:p>
+        </w:tc>
+      </w:tr>
+    </w:tbl>
+    <w:p>
+      <w:pPr>
+        <w:spacing w:after="60" w:before="0"/>
+      </w:pPr>
+      <w:r>
+        <w:t xml:space="preserve"/>
+      </w:r>
+    </w:p>
+    <w:tbl>
+      <w:tblPr>
+        <w:tblW w:type="dxa" w:w="9360"/>
+        <w:tblBorders>
+          <w:top w:val="single" w:color="C7D2DD" w:sz="6"/>
+          <w:left w:val="single" w:color="C7D2DD" w:sz="6"/>
+          <w:bottom w:val="single" w:color="C7D2DD" w:sz="6"/>
+          <w:right w:val="single" w:color="C7D2DD" w:sz="6"/>
+          <w:insideH w:val="single" w:color="C7D2DD" w:sz="6"/>
+          <w:insideV w:val="single" w:color="C7D2DD" w:sz="6"/>
+        </w:tblBorders>
+      </w:tblPr>
+      <w:tblGrid>
+        <w:gridCol w:w="2800"/>
+        <w:gridCol w:w="3560"/>
+        <w:gridCol w:w="3000"/>
+      </w:tblGrid>
+      <w:tr>
+        <w:trPr>
+          <w:cantSplit/>
+          <w:tblHeader/>
+        </w:trPr>
+        <w:tc>
+          <w:tcPr>
+            <w:tcW w:type="dxa" w:w="2800"/>
+            <w:shd w:fill="EEF4F8" w:color="auto" w:val="clear"/>
+            <w:tcMar>
+              <w:top w:type="dxa" w:w="60"/>
+              <w:left w:type="dxa" w:w="100"/>
+              <w:bottom w:type="dxa" w:w="60"/>
+              <w:right w:type="dxa" w:w="100"/>
+            </w:tcMar>
+          </w:tcPr>
+          <w:p>
+            <w:pPr>
+              <w:spacing w:after="0" w:before="0"/>
+            </w:pPr>
+            <w:r>
+              <w:rPr>
+                <w:b/>
+                <w:bCs/>
+                <w:color w:val="0F2B3C"/>
+                <w:sz w:val="16"/>
+                <w:szCs w:val="16"/>
+              </w:rPr>
+              <w:t xml:space="preserve">CORE PROBLEM / GIVEN REPRESENTATION</w:t>
+            </w:r>
+          </w:p>
+        </w:tc>
+        <w:tc>
+          <w:tcPr>
+            <w:tcW w:type="dxa" w:w="3560"/>
+            <w:shd w:fill="EEF4F8" w:color="auto" w:val="clear"/>
+            <w:tcMar>
+              <w:top w:type="dxa" w:w="60"/>
+              <w:left w:type="dxa" w:w="100"/>
+              <w:bottom w:type="dxa" w:w="60"/>
+              <w:right w:type="dxa" w:w="100"/>
+            </w:tcMar>
+          </w:tcPr>
+          <w:p>
+            <w:pPr>
+              <w:spacing w:after="0" w:before="0"/>
+            </w:pPr>
+            <w:r>
+              <w:rPr>
+                <w:b/>
+                <w:bCs/>
+                <w:color w:val="0F2B3C"/>
+                <w:sz w:val="16"/>
+                <w:szCs w:val="16"/>
+              </w:rPr>
+              <w:t xml:space="preserve">WORKING SPACE / CALCULATION STEPS</w:t>
+            </w:r>
+          </w:p>
+        </w:tc>
+        <w:tc>
+          <w:tcPr>
+            <w:tcW w:type="dxa" w:w="3000"/>
+            <w:shd w:fill="FBF3E2" w:color="auto" w:val="clear"/>
+            <w:tcMar>
+              <w:top w:type="dxa" w:w="60"/>
+              <w:left w:type="dxa" w:w="100"/>
+              <w:bottom w:type="dxa" w:w="60"/>
+              <w:right w:type="dxa" w:w="100"/>
+            </w:tcMar>
+          </w:tcPr>
+          <w:p>
+            <w:pPr>
+              <w:spacing w:after="0" w:before="0"/>
+            </w:pPr>
+            <w:r>
+              <w:rPr>
+                <w:b/>
+                <w:bCs/>
+                <w:color w:val="7A5400"/>
+                <w:sz w:val="16"/>
+                <w:szCs w:val="16"/>
+              </w:rPr>
+              <w:t xml:space="preserve">EXPLAIN YOUR REASONING</w:t>
+            </w:r>
+          </w:p>
+        </w:tc>
+      </w:tr>
+      <w:tr>
+        <w:trPr>
+          <w:cantSplit/>
+        </w:trPr>
+        <w:tc>
+          <w:tcPr>
+            <w:tcW w:type="dxa" w:w="2800"/>
+            <w:tcMar>
+              <w:top w:type="dxa" w:w="80"/>
+              <w:left w:type="dxa" w:w="100"/>
+              <w:bottom w:type="dxa" w:w="80"/>
+              <w:right w:type="dxa" w:w="100"/>
+            </w:tcMar>
+            <w:vAlign w:val="top"/>
+          </w:tcPr>
+          <w:p>
+            <w:pPr>
+              <w:spacing w:after="40" w:before="0"/>
+            </w:pPr>
+            <w:r>
+              <w:rPr>
+                <w:b/>
+                <w:bCs/>
+                <w:color w:val="0F2B3C"/>
+                <w:sz w:val="20"/>
+                <w:szCs w:val="20"/>
+              </w:rPr>
+              <w:t xml:space="preserve">2.  Write 0.5% as a decimal.</w:t>
+            </w:r>
+          </w:p>
+          <w:p>
+            <w:pPr>
+              <w:spacing w:after="0" w:before="0"/>
+            </w:pPr>
+            <w:r>
+              <w:rPr>
+                <w:color w:val="5E6E7E"/>
+                <w:sz w:val="18"/>
+                <w:szCs w:val="18"/>
+              </w:rPr>
+              <w:t xml:space="preserve">Choices: 0.005   /   0.05   /   0.5   /   5.0</w:t>
+            </w:r>
+          </w:p>
+        </w:tc>
+        <w:tc>
+          <w:tcPr>
+            <w:tcW w:type="dxa" w:w="3560"/>
+            <w:tcMar>
+              <w:top w:type="dxa" w:w="80"/>
+              <w:left w:type="dxa" w:w="100"/>
+              <w:bottom w:type="dxa" w:w="80"/>
+              <w:right w:type="dxa" w:w="100"/>
+            </w:tcMar>
+            <w:vAlign w:val="top"/>
+          </w:tcPr>
+          <w:p>
+            <w:pPr>
+              <w:spacing w:after="50" w:before="0"/>
+            </w:pPr>
+            <w:r>
+              <w:rPr>
+                <w:color w:val="BBBBBB"/>
+                <w:sz w:val="18"/>
+                <w:szCs w:val="18"/>
+              </w:rPr>
+              <w:t xml:space="preserve">____________________________</w:t>
+            </w:r>
+          </w:p>
+          <w:p>
+            <w:pPr>
+              <w:spacing w:after="50" w:before="0"/>
+            </w:pPr>
+            <w:r>
+              <w:rPr>
+                <w:color w:val="BBBBBB"/>
+                <w:sz w:val="18"/>
+                <w:szCs w:val="18"/>
+              </w:rPr>
+              <w:t xml:space="preserve">____________________________</w:t>
+            </w:r>
+          </w:p>
+          <w:p>
+            <w:pPr>
+              <w:spacing w:after="50" w:before="0"/>
+            </w:pPr>
+            <w:r>
+              <w:rPr>
+                <w:color w:val="BBBBBB"/>
+                <w:sz w:val="18"/>
+                <w:szCs w:val="18"/>
+              </w:rPr>
+              <w:t xml:space="preserve">____________________________</w:t>
+            </w:r>
+          </w:p>
+          <w:p>
+            <w:pPr>
+              <w:spacing w:after="50" w:before="0"/>
+            </w:pPr>
+            <w:r>
+              <w:rPr>
+                <w:color w:val="BBBBBB"/>
+                <w:sz w:val="18"/>
+                <w:szCs w:val="18"/>
+              </w:rPr>
+              <w:t xml:space="preserve">____________________________</w:t>
+            </w:r>
+          </w:p>
+        </w:tc>
+        <w:tc>
+          <w:tcPr>
+            <w:tcW w:type="dxa" w:w="3000"/>
+            <w:shd w:fill="FBF3E2" w:color="auto" w:val="clear"/>
+            <w:tcMar>
+              <w:top w:type="dxa" w:w="80"/>
+              <w:left w:type="dxa" w:w="100"/>
+              <w:bottom w:type="dxa" w:w="80"/>
+              <w:right w:type="dxa" w:w="100"/>
+            </w:tcMar>
+            <w:vAlign w:val="top"/>
+          </w:tcPr>
+          <w:p>
+            <w:pPr>
+              <w:spacing w:after="30" w:before="0"/>
+            </w:pPr>
+            <w:r>
+              <w:rPr>
+                <w:b/>
+                <w:bCs/>
+                <w:color w:val="0F2B3C"/>
+                <w:sz w:val="18"/>
+                <w:szCs w:val="18"/>
+              </w:rPr>
+              <w:t xml:space="preserve">Because... ________________</w:t>
+            </w:r>
+          </w:p>
+          <w:p>
+            <w:pPr>
+              <w:spacing w:after="50" w:before="0"/>
+            </w:pPr>
+            <w:r>
+              <w:rPr>
+                <w:color w:val="BBBBBB"/>
+                <w:sz w:val="18"/>
+                <w:szCs w:val="18"/>
+              </w:rPr>
+              <w:t xml:space="preserve">____________________________</w:t>
+            </w:r>
+          </w:p>
+          <w:p>
+            <w:pPr>
+              <w:spacing w:after="30" w:before="40"/>
+            </w:pPr>
+            <w:r>
+              <w:rPr>
+                <w:b/>
+                <w:bCs/>
+                <w:color w:val="1A6FB5"/>
+                <w:sz w:val="18"/>
+                <w:szCs w:val="18"/>
+              </w:rPr>
+              <w:t xml:space="preserve">Although... _______________</w:t>
+            </w:r>
+          </w:p>
+          <w:p>
+            <w:pPr>
+              <w:spacing w:after="50" w:before="0"/>
+            </w:pPr>
+            <w:r>
+              <w:rPr>
+                <w:color w:val="BBBBBB"/>
+                <w:sz w:val="18"/>
+                <w:szCs w:val="18"/>
+              </w:rPr>
+              <w:t xml:space="preserve">____________________________</w:t>
+            </w:r>
+          </w:p>
+          <w:p>
+            <w:pPr>
+              <w:spacing w:after="30" w:before="40"/>
+            </w:pPr>
+            <w:r>
+              <w:rPr>
+                <w:b/>
+                <w:bCs/>
+                <w:color w:val="7A5400"/>
+                <w:sz w:val="18"/>
+                <w:szCs w:val="18"/>
+              </w:rPr>
+              <w:t xml:space="preserve">Therefore... ______________</w:t>
+            </w:r>
+          </w:p>
+          <w:p>
+            <w:pPr>
+              <w:spacing w:after="50" w:before="0"/>
+            </w:pPr>
+            <w:r>
+              <w:rPr>
+                <w:color w:val="BBBBBB"/>
+                <w:sz w:val="18"/>
+                <w:szCs w:val="18"/>
+              </w:rPr>
+              <w:t xml:space="preserve">____________________________</w:t>
+            </w:r>
+          </w:p>
+        </w:tc>
+      </w:tr>
+    </w:tbl>
+    <w:p>
+      <w:pPr>
+        <w:spacing w:after="60" w:before="0"/>
+      </w:pPr>
+      <w:r>
+        <w:t xml:space="preserve"/>
       </w:r>
     </w:p>
     <w:p>
@@ -521,6 +4037,141 @@
         <w:t xml:space="preserve">____________________________________________________</w:t>
       </w:r>
     </w:p>
+    <w:tbl>
+      <w:tblPr>
+        <w:tblW w:type="dxa" w:w="9360"/>
+        <w:tblBorders>
+          <w:top w:val="single" w:color="C7D2DD" w:sz="6"/>
+          <w:left w:val="single" w:color="C7D2DD" w:sz="6"/>
+          <w:bottom w:val="single" w:color="C7D2DD" w:sz="6"/>
+          <w:right w:val="single" w:color="C7D2DD" w:sz="6"/>
+          <w:insideH w:val="single" w:color="C7D2DD" w:sz="6"/>
+          <w:insideV w:val="single" w:color="C7D2DD" w:sz="6"/>
+        </w:tblBorders>
+      </w:tblPr>
+      <w:tblGrid>
+        <w:gridCol w:w="3120"/>
+        <w:gridCol w:w="3120"/>
+        <w:gridCol w:w="3120"/>
+      </w:tblGrid>
+      <w:tr>
+        <w:trPr>
+          <w:cantSplit/>
+          <w:tblHeader/>
+        </w:trPr>
+        <w:tc>
+          <w:tcPr>
+            <w:tcW w:type="dxa" w:w="9360"/>
+            <w:gridSpan w:val="3"/>
+            <w:shd w:fill="EEF4F8" w:color="auto" w:val="clear"/>
+            <w:tcMar>
+              <w:top w:type="dxa" w:w="60"/>
+              <w:left w:type="dxa" w:w="100"/>
+              <w:bottom w:type="dxa" w:w="60"/>
+              <w:right w:type="dxa" w:w="100"/>
+            </w:tcMar>
+          </w:tcPr>
+          <w:p>
+            <w:pPr>
+              <w:spacing w:after="0" w:before="0"/>
+            </w:pPr>
+            <w:r>
+              <w:rPr>
+                <w:b/>
+                <w:bCs/>
+                <w:color w:val="0F2B3C"/>
+                <w:sz w:val="18"/>
+                <w:szCs w:val="18"/>
+              </w:rPr>
+              <w:t xml:space="preserve">EXIT CHECK · 3-POINT SELF-ASSESSMENT CHECKLIST</w:t>
+            </w:r>
+          </w:p>
+        </w:tc>
+      </w:tr>
+      <w:tr>
+        <w:trPr>
+          <w:cantSplit/>
+        </w:trPr>
+        <w:tc>
+          <w:tcPr>
+            <w:tcW w:type="dxa" w:w="3120"/>
+            <w:tcMar>
+              <w:top w:type="dxa" w:w="80"/>
+              <w:left w:type="dxa" w:w="100"/>
+              <w:bottom w:type="dxa" w:w="80"/>
+              <w:right w:type="dxa" w:w="100"/>
+            </w:tcMar>
+          </w:tcPr>
+          <w:p>
+            <w:pPr>
+              <w:spacing w:after="0" w:before="0"/>
+            </w:pPr>
+            <w:r>
+              <w:rPr>
+                <w:b/>
+                <w:bCs/>
+                <w:color w:val="0F2B3C"/>
+                <w:sz w:val="18"/>
+                <w:szCs w:val="18"/>
+              </w:rPr>
+              <w:t xml:space="preserve">☐ 1. Units &amp; Labels Verified</w:t>
+            </w:r>
+          </w:p>
+        </w:tc>
+        <w:tc>
+          <w:tcPr>
+            <w:tcW w:type="dxa" w:w="3120"/>
+            <w:tcMar>
+              <w:top w:type="dxa" w:w="80"/>
+              <w:left w:type="dxa" w:w="100"/>
+              <w:bottom w:type="dxa" w:w="80"/>
+              <w:right w:type="dxa" w:w="100"/>
+            </w:tcMar>
+          </w:tcPr>
+          <w:p>
+            <w:pPr>
+              <w:spacing w:after="0" w:before="0"/>
+            </w:pPr>
+            <w:r>
+              <w:rPr>
+                <w:b/>
+                <w:bCs/>
+                <w:color w:val="0F2B3C"/>
+                <w:sz w:val="18"/>
+                <w:szCs w:val="18"/>
+              </w:rPr>
+              <w:t xml:space="preserve">☐ 2. Reasoning Stated (Because / Although / Therefore)</w:t>
+            </w:r>
+          </w:p>
+        </w:tc>
+        <w:tc>
+          <w:tcPr>
+            <w:tcW w:type="dxa" w:w="3120"/>
+            <w:tcMar>
+              <w:top w:type="dxa" w:w="80"/>
+              <w:left w:type="dxa" w:w="100"/>
+              <w:bottom w:type="dxa" w:w="80"/>
+              <w:right w:type="dxa" w:w="100"/>
+            </w:tcMar>
+          </w:tcPr>
+          <w:p>
+            <w:pPr>
+              <w:spacing w:after="0" w:before="0"/>
+            </w:pPr>
+            <w:r>
+              <w:rPr>
+                <w:b/>
+                <w:bCs/>
+                <w:color w:val="0F2B3C"/>
+                <w:sz w:val="18"/>
+                <w:szCs w:val="18"/>
+              </w:rPr>
+              <w:t xml:space="preserve">☐ 3. Calculations Double-Checked</w:t>
+            </w:r>
+          </w:p>
+        </w:tc>
+      </w:tr>
+    </w:tbl>
     <w:p>
       <w:pPr>
         <w:spacing w:after="60" w:before="120"/>
